--- a/Курсовая/Диаграмма деятельности/Диаграмма деятельности_курсоая_Орлов.docx
+++ b/Курсовая/Диаграмма деятельности/Диаграмма деятельности_курсоая_Орлов.docx
@@ -293,15 +293,7 @@
           <w:sz w:val="28"/>
           <w:szCs w:val="28"/>
         </w:rPr>
-        <w:t>Выполнил</w:t>
-      </w:r>
-      <w:r>
-        <w:rPr>
-          <w:rFonts w:ascii="Times New Roman" w:eastAsia="Times New Roman" w:hAnsi="Times New Roman" w:cs="Times New Roman"/>
-          <w:sz w:val="28"/>
-          <w:szCs w:val="28"/>
-        </w:rPr>
-        <w:t>: Орлов А.Р.</w:t>
+        <w:t>Выполнил: Орлов А.Р.</w:t>
       </w:r>
     </w:p>
     <w:p>
@@ -321,15 +313,7 @@
           <w:sz w:val="28"/>
           <w:szCs w:val="28"/>
         </w:rPr>
-        <w:t>Студент</w:t>
-      </w:r>
-      <w:r>
-        <w:rPr>
-          <w:rFonts w:ascii="Times New Roman" w:eastAsia="Times New Roman" w:hAnsi="Times New Roman" w:cs="Times New Roman"/>
-          <w:sz w:val="28"/>
-          <w:szCs w:val="28"/>
-        </w:rPr>
-        <w:t xml:space="preserve"> 2 курса</w:t>
+        <w:t>Студент 2 курса</w:t>
       </w:r>
     </w:p>
     <w:p>
@@ -520,25 +504,7 @@
           <w:szCs w:val="28"/>
           <w:shd w:val="clear" w:color="auto" w:fill="FFFFFF"/>
         </w:rPr>
-        <w:t> </w:t>
-      </w:r>
-      <w:r>
-        <w:rPr>
-          <w:rFonts w:ascii="Times New Roman" w:hAnsi="Times New Roman" w:cs="Times New Roman"/>
-          <w:sz w:val="28"/>
-          <w:szCs w:val="28"/>
-          <w:shd w:val="clear" w:color="auto" w:fill="FFFFFF"/>
-        </w:rPr>
-        <w:t>-</w:t>
-      </w:r>
-      <w:r>
-        <w:rPr>
-          <w:rFonts w:ascii="Times New Roman" w:hAnsi="Times New Roman" w:cs="Times New Roman"/>
-          <w:sz w:val="28"/>
-          <w:szCs w:val="28"/>
-          <w:shd w:val="clear" w:color="auto" w:fill="FFFFFF"/>
-        </w:rPr>
-        <w:t xml:space="preserve"> UML-диаграмма, на которой показаны действия, состояния которых описаны на диаграммах состояний. Это блок-схема, которая наглядно показывает, как поток управления переходит от одной деятельности к другой.</w:t>
+        <w:t> - UML-диаграмма, на которой показаны действия, состояния которых описаны на диаграммах состояний. Это блок-схема, которая наглядно показывает, как поток управления переходит от одной деятельности к другой.</w:t>
       </w:r>
     </w:p>
     <w:p>
@@ -1084,9 +1050,11 @@
       <w:r>
         <w:rPr>
           <w:rFonts w:ascii="Times New Roman" w:hAnsi="Times New Roman" w:cs="Times New Roman"/>
+          <w:noProof/>
           <w:sz w:val="28"/>
           <w:szCs w:val="28"/>
           <w:shd w:val="clear" w:color="auto" w:fill="FFFFFF"/>
+          <w:lang w:eastAsia="ru-RU"/>
         </w:rPr>
         <w:drawing>
           <wp:inline distT="0" distB="0" distL="0" distR="0" wp14:anchorId="14CF1F7B" wp14:editId="072795C1">
@@ -1138,9 +1106,11 @@
       <w:r>
         <w:rPr>
           <w:rFonts w:ascii="Times New Roman" w:hAnsi="Times New Roman" w:cs="Times New Roman"/>
+          <w:noProof/>
           <w:sz w:val="28"/>
           <w:szCs w:val="28"/>
           <w:shd w:val="clear" w:color="auto" w:fill="FFFFFF"/>
+          <w:lang w:eastAsia="ru-RU"/>
         </w:rPr>
         <w:lastRenderedPageBreak/>
         <w:drawing>
@@ -1199,10 +1169,10 @@
         </w:rPr>
         <w:lastRenderedPageBreak/>
         <w:drawing>
-          <wp:inline distT="0" distB="0" distL="0" distR="0" wp14:anchorId="6B67347A" wp14:editId="3FFBB111">
-            <wp:extent cx="5940425" cy="5032375"/>
+          <wp:inline distT="0" distB="0" distL="0" distR="0" wp14:anchorId="05693925" wp14:editId="673BE013">
+            <wp:extent cx="5940425" cy="5094605"/>
             <wp:effectExtent l="0" t="0" r="3175" b="0"/>
-            <wp:docPr id="3" name="Рисунок 3"/>
+            <wp:docPr id="6" name="Рисунок 6"/>
             <wp:cNvGraphicFramePr>
               <a:graphicFrameLocks xmlns:a="http://schemas.openxmlformats.org/drawingml/2006/main" noChangeAspect="1"/>
             </wp:cNvGraphicFramePr>
@@ -1222,7 +1192,7 @@
                   <pic:spPr>
                     <a:xfrm>
                       <a:off x="0" y="0"/>
-                      <a:ext cx="5940425" cy="5032375"/>
+                      <a:ext cx="5940425" cy="5094605"/>
                     </a:xfrm>
                     <a:prstGeom prst="rect">
                       <a:avLst/>
@@ -1234,18 +1204,1017 @@
           </wp:inline>
         </w:drawing>
       </w:r>
+    </w:p>
+    <w:p>
+      <w:pPr>
+        <w:spacing w:before="30" w:line="360" w:lineRule="auto"/>
+        <w:rPr>
+          <w:rFonts w:ascii="Times New Roman" w:hAnsi="Times New Roman" w:cs="Times New Roman"/>
+          <w:b/>
+          <w:sz w:val="28"/>
+          <w:szCs w:val="28"/>
+          <w:shd w:val="clear" w:color="auto" w:fill="FFFFFF"/>
+        </w:rPr>
+      </w:pPr>
+      <w:r>
+        <w:rPr>
+          <w:rFonts w:ascii="Times New Roman" w:hAnsi="Times New Roman" w:cs="Times New Roman"/>
+          <w:b/>
+          <w:sz w:val="28"/>
+          <w:szCs w:val="28"/>
+          <w:shd w:val="clear" w:color="auto" w:fill="FFFFFF"/>
+        </w:rPr>
+        <w:t>Описание диаграммы</w:t>
+      </w:r>
+      <w:r>
+        <w:rPr>
+          <w:rFonts w:ascii="Times New Roman" w:hAnsi="Times New Roman" w:cs="Times New Roman"/>
+          <w:b/>
+          <w:sz w:val="28"/>
+          <w:szCs w:val="28"/>
+          <w:shd w:val="clear" w:color="auto" w:fill="FFFFFF"/>
+        </w:rPr>
+        <w:t>:</w:t>
+      </w:r>
+    </w:p>
+    <w:p>
+      <w:pPr>
+        <w:spacing w:after="0" w:line="278" w:lineRule="auto"/>
+        <w:rPr>
+          <w:rFonts w:ascii="Times New Roman" w:hAnsi="Times New Roman" w:cs="Times New Roman"/>
+          <w:sz w:val="28"/>
+          <w:szCs w:val="28"/>
+        </w:rPr>
+      </w:pPr>
+      <w:r>
+        <w:rPr>
+          <w:rFonts w:ascii="Times New Roman" w:hAnsi="Times New Roman" w:cs="Times New Roman"/>
+          <w:sz w:val="28"/>
+          <w:szCs w:val="28"/>
+          <w:shd w:val="clear" w:color="auto" w:fill="FFFFFF"/>
+        </w:rPr>
+        <w:t xml:space="preserve">Процесс начинается с начального узла на дорожке клиента. </w:t>
+      </w:r>
+      <w:r>
+        <w:rPr>
+          <w:rFonts w:ascii="Times New Roman" w:hAnsi="Times New Roman" w:cs="Times New Roman"/>
+          <w:sz w:val="28"/>
+          <w:szCs w:val="28"/>
+          <w:shd w:val="clear" w:color="auto" w:fill="FFFFFF"/>
+        </w:rPr>
+        <w:t>Клиент создает предложение о заказе, после попадает на оплату заказа</w:t>
+      </w:r>
+      <w:r>
+        <w:rPr>
+          <w:rFonts w:ascii="Times New Roman" w:hAnsi="Times New Roman" w:cs="Times New Roman"/>
+          <w:sz w:val="28"/>
+          <w:szCs w:val="28"/>
+          <w:shd w:val="clear" w:color="auto" w:fill="FFFFFF"/>
+        </w:rPr>
+        <w:t>. Отдел продажи заказов</w:t>
+      </w:r>
+      <w:r>
+        <w:rPr>
+          <w:rFonts w:ascii="Times New Roman" w:hAnsi="Times New Roman" w:cs="Times New Roman"/>
+          <w:sz w:val="28"/>
+          <w:szCs w:val="28"/>
+          <w:shd w:val="clear" w:color="auto" w:fill="FFFFFF"/>
+        </w:rPr>
+        <w:t xml:space="preserve"> принимает оплату, если оплата </w:t>
+      </w:r>
+      <w:r>
+        <w:rPr>
+          <w:rFonts w:ascii="Times New Roman" w:hAnsi="Times New Roman" w:cs="Times New Roman"/>
+          <w:sz w:val="28"/>
+          <w:szCs w:val="28"/>
+          <w:shd w:val="clear" w:color="auto" w:fill="FFFFFF"/>
+        </w:rPr>
+        <w:t xml:space="preserve">не </w:t>
+      </w:r>
+      <w:r>
+        <w:rPr>
+          <w:rFonts w:ascii="Times New Roman" w:hAnsi="Times New Roman" w:cs="Times New Roman"/>
+          <w:sz w:val="28"/>
+          <w:szCs w:val="28"/>
+          <w:shd w:val="clear" w:color="auto" w:fill="FFFFFF"/>
+        </w:rPr>
+        <w:t>прошла</w:t>
+      </w:r>
+      <w:r>
+        <w:rPr>
+          <w:rFonts w:ascii="Times New Roman" w:hAnsi="Times New Roman" w:cs="Times New Roman"/>
+          <w:sz w:val="28"/>
+          <w:szCs w:val="28"/>
+          <w:shd w:val="clear" w:color="auto" w:fill="FFFFFF"/>
+        </w:rPr>
+        <w:t xml:space="preserve"> </w:t>
+      </w:r>
+      <w:r>
+        <w:rPr>
+          <w:rFonts w:ascii="Times New Roman" w:hAnsi="Times New Roman" w:cs="Times New Roman"/>
+          <w:sz w:val="28"/>
+          <w:szCs w:val="28"/>
+          <w:shd w:val="clear" w:color="auto" w:fill="FFFFFF"/>
+        </w:rPr>
+        <w:t>-</w:t>
+      </w:r>
+      <w:r>
+        <w:rPr>
+          <w:rFonts w:ascii="Times New Roman" w:hAnsi="Times New Roman" w:cs="Times New Roman"/>
+          <w:sz w:val="28"/>
+          <w:szCs w:val="28"/>
+          <w:shd w:val="clear" w:color="auto" w:fill="FFFFFF"/>
+        </w:rPr>
+        <w:t xml:space="preserve"> процесс завершаетс</w:t>
+      </w:r>
+      <w:r>
+        <w:rPr>
+          <w:rFonts w:ascii="Times New Roman" w:hAnsi="Times New Roman" w:cs="Times New Roman"/>
+          <w:sz w:val="28"/>
+          <w:szCs w:val="28"/>
+          <w:shd w:val="clear" w:color="auto" w:fill="FFFFFF"/>
+        </w:rPr>
+        <w:t xml:space="preserve">я конченым узлом, если прошла </w:t>
+      </w:r>
+      <w:r>
+        <w:rPr>
+          <w:rFonts w:ascii="Times New Roman" w:hAnsi="Times New Roman" w:cs="Times New Roman"/>
+          <w:sz w:val="28"/>
+          <w:szCs w:val="28"/>
+          <w:shd w:val="clear" w:color="auto" w:fill="FFFFFF"/>
+        </w:rPr>
+        <w:t>-</w:t>
+      </w:r>
+      <w:r>
+        <w:rPr>
+          <w:rFonts w:ascii="Times New Roman" w:hAnsi="Times New Roman" w:cs="Times New Roman"/>
+          <w:sz w:val="28"/>
+          <w:szCs w:val="28"/>
+          <w:shd w:val="clear" w:color="auto" w:fill="FFFFFF"/>
+        </w:rPr>
+        <w:t xml:space="preserve"> выполняется действие принять оплату. </w:t>
+      </w:r>
+      <w:r>
+        <w:rPr>
+          <w:rFonts w:ascii="Times New Roman" w:hAnsi="Times New Roman" w:cs="Times New Roman"/>
+          <w:sz w:val="28"/>
+          <w:szCs w:val="28"/>
+          <w:shd w:val="clear" w:color="auto" w:fill="FFFFFF"/>
+        </w:rPr>
+        <w:t>Когда оплата будет успешной</w:t>
+      </w:r>
+      <w:r>
+        <w:rPr>
+          <w:rFonts w:ascii="Times New Roman" w:hAnsi="Times New Roman" w:cs="Times New Roman"/>
+          <w:sz w:val="28"/>
+          <w:szCs w:val="28"/>
+        </w:rPr>
+        <w:t xml:space="preserve"> </w:t>
+      </w:r>
+      <w:r>
+        <w:rPr>
+          <w:rStyle w:val="qwen-markdown-text"/>
+          <w:rFonts w:ascii="Times New Roman" w:hAnsi="Times New Roman" w:cs="Times New Roman"/>
+          <w:sz w:val="28"/>
+          <w:szCs w:val="28"/>
+        </w:rPr>
+        <w:t>о</w:t>
+      </w:r>
+      <w:r>
+        <w:rPr>
+          <w:rStyle w:val="qwen-markdown-text"/>
+          <w:rFonts w:ascii="Times New Roman" w:hAnsi="Times New Roman" w:cs="Times New Roman"/>
+          <w:sz w:val="28"/>
+          <w:szCs w:val="28"/>
+        </w:rPr>
+        <w:t xml:space="preserve">тдел </w:t>
+      </w:r>
+      <w:r>
+        <w:rPr>
+          <w:rStyle w:val="qwen-markdown-text"/>
+          <w:rFonts w:ascii="Times New Roman" w:hAnsi="Times New Roman" w:cs="Times New Roman"/>
+          <w:sz w:val="28"/>
+          <w:szCs w:val="28"/>
+        </w:rPr>
+        <w:t xml:space="preserve">приема и оформления заказов </w:t>
+      </w:r>
+      <w:r>
+        <w:rPr>
+          <w:rStyle w:val="qwen-markdown-text"/>
+          <w:rFonts w:ascii="Times New Roman" w:hAnsi="Times New Roman" w:cs="Times New Roman"/>
+          <w:sz w:val="28"/>
+          <w:szCs w:val="28"/>
+        </w:rPr>
+        <w:t xml:space="preserve">выполняет действие </w:t>
+      </w:r>
+      <w:r>
+        <w:rPr>
+          <w:rStyle w:val="qwen-markdown-text"/>
+          <w:rFonts w:ascii="Times New Roman" w:hAnsi="Times New Roman" w:cs="Times New Roman"/>
+          <w:bCs/>
+          <w:sz w:val="28"/>
+          <w:szCs w:val="28"/>
+        </w:rPr>
+        <w:t>"Принять заказ"</w:t>
+      </w:r>
+      <w:r>
+        <w:rPr>
+          <w:rFonts w:ascii="Times New Roman" w:hAnsi="Times New Roman" w:cs="Times New Roman"/>
+          <w:sz w:val="28"/>
+          <w:szCs w:val="28"/>
+        </w:rPr>
+        <w:t>, с</w:t>
+      </w:r>
+      <w:r>
+        <w:rPr>
+          <w:rStyle w:val="qwen-markdown-text"/>
+          <w:rFonts w:ascii="Times New Roman" w:hAnsi="Times New Roman" w:cs="Times New Roman"/>
+          <w:sz w:val="28"/>
+          <w:szCs w:val="28"/>
+        </w:rPr>
+        <w:t xml:space="preserve">оздается </w:t>
+      </w:r>
+      <w:r>
+        <w:rPr>
+          <w:rStyle w:val="qwen-markdown-text"/>
+          <w:rFonts w:ascii="Times New Roman" w:hAnsi="Times New Roman" w:cs="Times New Roman"/>
+          <w:bCs/>
+          <w:sz w:val="28"/>
+          <w:szCs w:val="28"/>
+        </w:rPr>
+        <w:t>заказ на транспортировку</w:t>
+      </w:r>
+      <w:r>
+        <w:rPr>
+          <w:rFonts w:ascii="Times New Roman" w:hAnsi="Times New Roman" w:cs="Times New Roman"/>
+          <w:sz w:val="28"/>
+          <w:szCs w:val="28"/>
+        </w:rPr>
+        <w:t xml:space="preserve"> </w:t>
+      </w:r>
+      <w:r>
+        <w:rPr>
+          <w:rStyle w:val="qwen-markdown-text"/>
+          <w:rFonts w:ascii="Times New Roman" w:hAnsi="Times New Roman" w:cs="Times New Roman"/>
+          <w:sz w:val="28"/>
+          <w:szCs w:val="28"/>
+        </w:rPr>
+        <w:t>параллельно в дорожке клиента в</w:t>
+      </w:r>
+      <w:r>
+        <w:rPr>
+          <w:rStyle w:val="qwen-markdown-text"/>
+          <w:rFonts w:ascii="Times New Roman" w:hAnsi="Times New Roman" w:cs="Times New Roman"/>
+          <w:sz w:val="28"/>
+          <w:szCs w:val="28"/>
+        </w:rPr>
+        <w:t xml:space="preserve">ыполняется </w:t>
+      </w:r>
+      <w:r>
+        <w:rPr>
+          <w:rStyle w:val="qwen-markdown-text"/>
+          <w:rFonts w:ascii="Times New Roman" w:hAnsi="Times New Roman" w:cs="Times New Roman"/>
+          <w:bCs/>
+          <w:sz w:val="28"/>
+          <w:szCs w:val="28"/>
+        </w:rPr>
+        <w:t>п</w:t>
+      </w:r>
+      <w:r>
+        <w:rPr>
+          <w:rStyle w:val="qwen-markdown-text"/>
+          <w:rFonts w:ascii="Times New Roman" w:hAnsi="Times New Roman" w:cs="Times New Roman"/>
+          <w:bCs/>
+          <w:sz w:val="28"/>
+          <w:szCs w:val="28"/>
+        </w:rPr>
+        <w:t>одг</w:t>
+      </w:r>
+      <w:r>
+        <w:rPr>
+          <w:rStyle w:val="qwen-markdown-text"/>
+          <w:rFonts w:ascii="Times New Roman" w:hAnsi="Times New Roman" w:cs="Times New Roman"/>
+          <w:bCs/>
+          <w:sz w:val="28"/>
+          <w:szCs w:val="28"/>
+        </w:rPr>
+        <w:t>отовка товара к транспортировке,</w:t>
+      </w:r>
+      <w:r>
+        <w:rPr>
+          <w:rFonts w:ascii="Times New Roman" w:hAnsi="Times New Roman" w:cs="Times New Roman"/>
+          <w:sz w:val="28"/>
+          <w:szCs w:val="28"/>
+        </w:rPr>
+        <w:t xml:space="preserve"> после </w:t>
+      </w:r>
+      <w:r>
+        <w:rPr>
+          <w:rStyle w:val="qwen-markdown-text"/>
+          <w:rFonts w:ascii="Times New Roman" w:hAnsi="Times New Roman" w:cs="Times New Roman"/>
+          <w:bCs/>
+          <w:sz w:val="28"/>
+          <w:szCs w:val="28"/>
+        </w:rPr>
+        <w:t>указываются данные для сбора заказа</w:t>
+      </w:r>
+      <w:r>
+        <w:rPr>
+          <w:rStyle w:val="qwen-markdown-text"/>
+          <w:rFonts w:ascii="Times New Roman" w:hAnsi="Times New Roman" w:cs="Times New Roman"/>
+          <w:bCs/>
+          <w:sz w:val="28"/>
+          <w:szCs w:val="28"/>
+        </w:rPr>
+        <w:t>, затем синхронизируются в точке слияния и переходят к следующему решению</w:t>
+      </w:r>
+      <w:r>
+        <w:rPr>
+          <w:rStyle w:val="qwen-markdown-text"/>
+          <w:rFonts w:ascii="Times New Roman" w:hAnsi="Times New Roman" w:cs="Times New Roman"/>
+          <w:bCs/>
+          <w:sz w:val="28"/>
+          <w:szCs w:val="28"/>
+        </w:rPr>
+        <w:t>.</w:t>
+      </w:r>
+      <w:r>
+        <w:rPr>
+          <w:rFonts w:ascii="Times New Roman" w:hAnsi="Times New Roman" w:cs="Times New Roman"/>
+          <w:sz w:val="28"/>
+          <w:szCs w:val="28"/>
+        </w:rPr>
+        <w:t xml:space="preserve"> Далее происходит процесс транспортировки, который включает в себя</w:t>
+      </w:r>
+      <w:r>
+        <w:rPr>
+          <w:rFonts w:ascii="Times New Roman" w:hAnsi="Times New Roman" w:cs="Times New Roman"/>
+          <w:sz w:val="28"/>
+          <w:szCs w:val="28"/>
+        </w:rPr>
+        <w:t xml:space="preserve">: </w:t>
+      </w:r>
+      <w:r>
+        <w:rPr>
+          <w:rStyle w:val="qwen-markdown-text"/>
+          <w:rFonts w:ascii="Times New Roman" w:hAnsi="Times New Roman" w:cs="Times New Roman"/>
+          <w:bCs/>
+          <w:sz w:val="28"/>
+          <w:szCs w:val="28"/>
+        </w:rPr>
+        <w:t>п</w:t>
+      </w:r>
+      <w:r>
+        <w:rPr>
+          <w:rStyle w:val="qwen-markdown-text"/>
+          <w:rFonts w:ascii="Times New Roman" w:hAnsi="Times New Roman" w:cs="Times New Roman"/>
+          <w:bCs/>
+          <w:sz w:val="28"/>
+          <w:szCs w:val="28"/>
+        </w:rPr>
+        <w:t>ринятие заказа на транспортировку, приезд на точку</w:t>
+      </w:r>
+      <w:r>
+        <w:rPr>
+          <w:rFonts w:ascii="Times New Roman" w:hAnsi="Times New Roman" w:cs="Times New Roman"/>
+          <w:bCs/>
+          <w:sz w:val="28"/>
+          <w:szCs w:val="28"/>
+        </w:rPr>
+        <w:t>, з</w:t>
+      </w:r>
+      <w:r>
+        <w:rPr>
+          <w:rStyle w:val="qwen-markdown-text"/>
+          <w:rFonts w:ascii="Times New Roman" w:hAnsi="Times New Roman" w:cs="Times New Roman"/>
+          <w:bCs/>
+          <w:sz w:val="28"/>
+          <w:szCs w:val="28"/>
+        </w:rPr>
+        <w:t>агрузка товара в машину</w:t>
+      </w:r>
+      <w:r>
+        <w:rPr>
+          <w:rFonts w:ascii="Times New Roman" w:hAnsi="Times New Roman" w:cs="Times New Roman"/>
+          <w:bCs/>
+          <w:sz w:val="28"/>
+          <w:szCs w:val="28"/>
+        </w:rPr>
+        <w:t xml:space="preserve">, </w:t>
+      </w:r>
+      <w:r>
+        <w:rPr>
+          <w:rStyle w:val="qwen-markdown-text"/>
+          <w:rFonts w:ascii="Times New Roman" w:hAnsi="Times New Roman" w:cs="Times New Roman"/>
+          <w:bCs/>
+          <w:sz w:val="28"/>
+          <w:szCs w:val="28"/>
+        </w:rPr>
+        <w:t>доставка товара на склад</w:t>
+      </w:r>
+      <w:r>
+        <w:rPr>
+          <w:rFonts w:ascii="Times New Roman" w:hAnsi="Times New Roman" w:cs="Times New Roman"/>
+          <w:bCs/>
+          <w:sz w:val="28"/>
+          <w:szCs w:val="28"/>
+        </w:rPr>
+        <w:t xml:space="preserve">. </w:t>
+      </w:r>
+      <w:r>
+        <w:rPr>
+          <w:rStyle w:val="qwen-markdown-text"/>
+          <w:rFonts w:ascii="Times New Roman" w:hAnsi="Times New Roman" w:cs="Times New Roman"/>
+          <w:sz w:val="28"/>
+          <w:szCs w:val="28"/>
+        </w:rPr>
+        <w:t xml:space="preserve">Далее следует </w:t>
+      </w:r>
+      <w:r>
+        <w:rPr>
+          <w:rStyle w:val="qwen-markdown-text"/>
+          <w:rFonts w:ascii="Times New Roman" w:hAnsi="Times New Roman" w:cs="Times New Roman"/>
+          <w:bCs/>
+          <w:sz w:val="28"/>
+          <w:szCs w:val="28"/>
+        </w:rPr>
+        <w:t>узел решения</w:t>
+      </w:r>
+      <w:r>
+        <w:rPr>
+          <w:rStyle w:val="qwen-markdown-text"/>
+          <w:rFonts w:ascii="Times New Roman" w:hAnsi="Times New Roman" w:cs="Times New Roman"/>
+          <w:sz w:val="28"/>
+          <w:szCs w:val="28"/>
+        </w:rPr>
+        <w:t xml:space="preserve"> "Весь товар привезли?", если не привезли - </w:t>
+      </w:r>
+      <w:r>
+        <w:rPr>
+          <w:rStyle w:val="qwen-markdown-text"/>
+          <w:rFonts w:ascii="Times New Roman" w:hAnsi="Times New Roman" w:cs="Times New Roman"/>
+          <w:sz w:val="28"/>
+          <w:szCs w:val="28"/>
+        </w:rPr>
+        <w:t>возврат к действию "Приезд на точку" (цикл)</w:t>
+      </w:r>
+      <w:r>
+        <w:rPr>
+          <w:rFonts w:ascii="Times New Roman" w:hAnsi="Times New Roman" w:cs="Times New Roman"/>
+          <w:bCs/>
+          <w:sz w:val="28"/>
+          <w:szCs w:val="28"/>
+        </w:rPr>
+        <w:t xml:space="preserve">, если </w:t>
+      </w:r>
+      <w:r>
+        <w:rPr>
+          <w:rStyle w:val="qwen-markdown-text"/>
+          <w:rFonts w:ascii="Times New Roman" w:hAnsi="Times New Roman" w:cs="Times New Roman"/>
+          <w:bCs/>
+          <w:sz w:val="28"/>
+          <w:szCs w:val="28"/>
+        </w:rPr>
+        <w:t>привезли весь товар</w:t>
+      </w:r>
+      <w:r>
+        <w:rPr>
+          <w:rStyle w:val="qwen-markdown-text"/>
+          <w:rFonts w:ascii="Times New Roman" w:hAnsi="Times New Roman" w:cs="Times New Roman"/>
+          <w:b/>
+          <w:bCs/>
+          <w:sz w:val="28"/>
+          <w:szCs w:val="28"/>
+        </w:rPr>
+        <w:t xml:space="preserve"> -  </w:t>
+      </w:r>
+      <w:r>
+        <w:rPr>
+          <w:rStyle w:val="qwen-markdown-text"/>
+          <w:rFonts w:ascii="Times New Roman" w:hAnsi="Times New Roman" w:cs="Times New Roman"/>
+          <w:sz w:val="28"/>
+          <w:szCs w:val="28"/>
+        </w:rPr>
+        <w:t>продолжение процесса</w:t>
+      </w:r>
+      <w:r>
+        <w:rPr>
+          <w:rStyle w:val="qwen-markdown-text"/>
+          <w:rFonts w:ascii="Times New Roman" w:hAnsi="Times New Roman" w:cs="Times New Roman"/>
+          <w:sz w:val="28"/>
+          <w:szCs w:val="28"/>
+        </w:rPr>
+        <w:t>.</w:t>
+      </w:r>
+      <w:r>
+        <w:rPr>
+          <w:rFonts w:ascii="Times New Roman" w:hAnsi="Times New Roman" w:cs="Times New Roman"/>
+          <w:bCs/>
+          <w:sz w:val="28"/>
+          <w:szCs w:val="28"/>
+        </w:rPr>
+        <w:t xml:space="preserve"> </w:t>
+      </w:r>
+      <w:r>
+        <w:rPr>
+          <w:rStyle w:val="qwen-markdown-text"/>
+          <w:rFonts w:ascii="Times New Roman" w:hAnsi="Times New Roman" w:cs="Times New Roman"/>
+          <w:sz w:val="28"/>
+          <w:szCs w:val="28"/>
+        </w:rPr>
+        <w:t>П</w:t>
+      </w:r>
+      <w:r>
+        <w:rPr>
+          <w:rStyle w:val="qwen-markdown-text"/>
+          <w:rFonts w:ascii="Times New Roman" w:hAnsi="Times New Roman" w:cs="Times New Roman"/>
+          <w:sz w:val="28"/>
+          <w:szCs w:val="28"/>
+        </w:rPr>
+        <w:t xml:space="preserve">осле полной доставки происходит  </w:t>
+      </w:r>
       <w:bookmarkStart w:id="0" w:name="_GoBack"/>
       <w:bookmarkEnd w:id="0"/>
-    </w:p>
-    <w:p>
-      <w:pPr>
-        <w:spacing w:before="30" w:line="360" w:lineRule="auto"/>
-        <w:rPr>
-          <w:rFonts w:ascii="Times New Roman" w:eastAsia="Times New Roman" w:hAnsi="Times New Roman" w:cs="Times New Roman"/>
-          <w:sz w:val="28"/>
-          <w:szCs w:val="28"/>
-        </w:rPr>
-      </w:pPr>
+      <w:r>
+        <w:rPr>
+          <w:rStyle w:val="qwen-markdown-text"/>
+          <w:rFonts w:ascii="Times New Roman" w:hAnsi="Times New Roman" w:cs="Times New Roman"/>
+          <w:sz w:val="28"/>
+          <w:szCs w:val="28"/>
+        </w:rPr>
+        <w:t xml:space="preserve">регистрация товара отделом продаж и складирование товара отделом приема </w:t>
+      </w:r>
+      <w:r>
+        <w:rPr>
+          <w:rStyle w:val="qwen-markdown-text"/>
+          <w:rFonts w:ascii="Times New Roman" w:hAnsi="Times New Roman" w:cs="Times New Roman"/>
+          <w:sz w:val="28"/>
+          <w:szCs w:val="28"/>
+        </w:rPr>
+        <w:lastRenderedPageBreak/>
+        <w:t>и оформления заказов. Отделом приема и оформления проводится инвентаризация (если нуждается в ней), выполняется узел решения</w:t>
+      </w:r>
+      <w:r>
+        <w:rPr>
+          <w:rFonts w:ascii="Times New Roman" w:hAnsi="Times New Roman" w:cs="Times New Roman"/>
+          <w:bCs/>
+          <w:sz w:val="28"/>
+          <w:szCs w:val="28"/>
+        </w:rPr>
+        <w:t xml:space="preserve"> </w:t>
+      </w:r>
+      <w:r>
+        <w:rPr>
+          <w:rStyle w:val="qwen-markdown-text"/>
+          <w:rFonts w:ascii="Times New Roman" w:hAnsi="Times New Roman" w:cs="Times New Roman"/>
+          <w:sz w:val="28"/>
+          <w:szCs w:val="28"/>
+        </w:rPr>
+        <w:t>"Тр</w:t>
+      </w:r>
+      <w:r>
+        <w:rPr>
+          <w:rStyle w:val="qwen-markdown-text"/>
+          <w:rFonts w:ascii="Times New Roman" w:hAnsi="Times New Roman" w:cs="Times New Roman"/>
+          <w:sz w:val="28"/>
+          <w:szCs w:val="28"/>
+        </w:rPr>
+        <w:t>ебует ли товар особых условий?", если товар требует определенных условий</w:t>
+      </w:r>
+      <w:r>
+        <w:rPr>
+          <w:rFonts w:ascii="Times New Roman" w:hAnsi="Times New Roman" w:cs="Times New Roman"/>
+          <w:bCs/>
+          <w:sz w:val="28"/>
+          <w:szCs w:val="28"/>
+        </w:rPr>
+        <w:t xml:space="preserve"> - </w:t>
+      </w:r>
+      <w:r>
+        <w:rPr>
+          <w:rStyle w:val="qwen-markdown-text"/>
+          <w:rFonts w:ascii="Times New Roman" w:hAnsi="Times New Roman" w:cs="Times New Roman"/>
+          <w:bCs/>
+          <w:sz w:val="28"/>
+          <w:szCs w:val="28"/>
+        </w:rPr>
+        <w:t>п</w:t>
+      </w:r>
+      <w:r>
+        <w:rPr>
+          <w:rStyle w:val="qwen-markdown-text"/>
+          <w:rFonts w:ascii="Times New Roman" w:hAnsi="Times New Roman" w:cs="Times New Roman"/>
+          <w:bCs/>
+          <w:sz w:val="28"/>
+          <w:szCs w:val="28"/>
+        </w:rPr>
+        <w:t>роводить особый подход к това</w:t>
+      </w:r>
+      <w:r>
+        <w:rPr>
+          <w:rStyle w:val="qwen-markdown-text"/>
+          <w:rFonts w:ascii="Times New Roman" w:hAnsi="Times New Roman" w:cs="Times New Roman"/>
+          <w:bCs/>
+          <w:sz w:val="28"/>
+          <w:szCs w:val="28"/>
+        </w:rPr>
+        <w:t>ру с использованием сырья</w:t>
+      </w:r>
+      <w:r>
+        <w:rPr>
+          <w:rFonts w:ascii="Times New Roman" w:hAnsi="Times New Roman" w:cs="Times New Roman"/>
+          <w:bCs/>
+          <w:sz w:val="28"/>
+          <w:szCs w:val="28"/>
+        </w:rPr>
+        <w:t xml:space="preserve">, если не требует - </w:t>
+      </w:r>
+      <w:r>
+        <w:rPr>
+          <w:rStyle w:val="qwen-markdown-text"/>
+          <w:rFonts w:ascii="Times New Roman" w:hAnsi="Times New Roman" w:cs="Times New Roman"/>
+          <w:bCs/>
+          <w:sz w:val="28"/>
+          <w:szCs w:val="28"/>
+        </w:rPr>
+        <w:t>п</w:t>
+      </w:r>
+      <w:r>
+        <w:rPr>
+          <w:rStyle w:val="qwen-markdown-text"/>
+          <w:rFonts w:ascii="Times New Roman" w:hAnsi="Times New Roman" w:cs="Times New Roman"/>
+          <w:bCs/>
+          <w:sz w:val="28"/>
+          <w:szCs w:val="28"/>
+        </w:rPr>
+        <w:t>р</w:t>
+      </w:r>
+      <w:r>
+        <w:rPr>
+          <w:rStyle w:val="qwen-markdown-text"/>
+          <w:rFonts w:ascii="Times New Roman" w:hAnsi="Times New Roman" w:cs="Times New Roman"/>
+          <w:bCs/>
+          <w:sz w:val="28"/>
+          <w:szCs w:val="28"/>
+        </w:rPr>
+        <w:t>оводить базовый подход к товару</w:t>
+      </w:r>
+      <w:r>
+        <w:rPr>
+          <w:rFonts w:ascii="Times New Roman" w:hAnsi="Times New Roman" w:cs="Times New Roman"/>
+          <w:bCs/>
+          <w:sz w:val="28"/>
+          <w:szCs w:val="28"/>
+        </w:rPr>
+        <w:t xml:space="preserve">. </w:t>
+      </w:r>
+      <w:r>
+        <w:rPr>
+          <w:rStyle w:val="qwen-markdown-text"/>
+          <w:rFonts w:ascii="Times New Roman" w:hAnsi="Times New Roman" w:cs="Times New Roman"/>
+          <w:sz w:val="28"/>
+          <w:szCs w:val="28"/>
+        </w:rPr>
+        <w:t xml:space="preserve">Обе ветви синхронизируются в </w:t>
+      </w:r>
+      <w:r>
+        <w:rPr>
+          <w:rStyle w:val="qwen-markdown-text"/>
+          <w:rFonts w:ascii="Times New Roman" w:hAnsi="Times New Roman" w:cs="Times New Roman"/>
+          <w:bCs/>
+          <w:sz w:val="28"/>
+          <w:szCs w:val="28"/>
+        </w:rPr>
+        <w:t>точке слияния</w:t>
+      </w:r>
+      <w:r>
+        <w:rPr>
+          <w:rStyle w:val="qwen-markdown-text"/>
+          <w:rFonts w:ascii="Times New Roman" w:hAnsi="Times New Roman" w:cs="Times New Roman"/>
+          <w:sz w:val="28"/>
+          <w:szCs w:val="28"/>
+        </w:rPr>
+        <w:t xml:space="preserve"> и переходят к следующему решению.</w:t>
+      </w:r>
+      <w:r>
+        <w:rPr>
+          <w:rFonts w:ascii="Times New Roman" w:hAnsi="Times New Roman" w:cs="Times New Roman"/>
+          <w:bCs/>
+          <w:sz w:val="28"/>
+          <w:szCs w:val="28"/>
+        </w:rPr>
+        <w:t xml:space="preserve"> </w:t>
+      </w:r>
+      <w:r>
+        <w:rPr>
+          <w:rFonts w:ascii="Times New Roman" w:hAnsi="Times New Roman" w:cs="Times New Roman"/>
+          <w:bCs/>
+          <w:sz w:val="28"/>
+          <w:szCs w:val="28"/>
+        </w:rPr>
+        <w:t xml:space="preserve">Как только проведена инвентаризация проверяется </w:t>
+      </w:r>
+      <w:r>
+        <w:rPr>
+          <w:rStyle w:val="qwen-markdown-text"/>
+          <w:rFonts w:ascii="Times New Roman" w:hAnsi="Times New Roman" w:cs="Times New Roman"/>
+          <w:bCs/>
+          <w:sz w:val="28"/>
+          <w:szCs w:val="28"/>
+        </w:rPr>
+        <w:t>у</w:t>
+      </w:r>
+      <w:r>
+        <w:rPr>
+          <w:rStyle w:val="qwen-markdown-text"/>
+          <w:rFonts w:ascii="Times New Roman" w:hAnsi="Times New Roman" w:cs="Times New Roman"/>
+          <w:bCs/>
+          <w:sz w:val="28"/>
+          <w:szCs w:val="28"/>
+        </w:rPr>
+        <w:t>зел решения</w:t>
+      </w:r>
+      <w:r>
+        <w:rPr>
+          <w:rStyle w:val="qwen-markdown-text"/>
+          <w:rFonts w:ascii="Times New Roman" w:hAnsi="Times New Roman" w:cs="Times New Roman"/>
+          <w:sz w:val="28"/>
+          <w:szCs w:val="28"/>
+        </w:rPr>
+        <w:t xml:space="preserve"> "Истекает срок годности х</w:t>
+      </w:r>
+      <w:r>
+        <w:rPr>
+          <w:rStyle w:val="qwen-markdown-text"/>
+          <w:rFonts w:ascii="Times New Roman" w:hAnsi="Times New Roman" w:cs="Times New Roman"/>
+          <w:sz w:val="28"/>
+          <w:szCs w:val="28"/>
+        </w:rPr>
+        <w:t xml:space="preserve">ранения?", </w:t>
+      </w:r>
+      <w:r>
+        <w:rPr>
+          <w:rFonts w:ascii="Times New Roman" w:hAnsi="Times New Roman" w:cs="Times New Roman"/>
+          <w:bCs/>
+          <w:sz w:val="28"/>
+          <w:szCs w:val="28"/>
+        </w:rPr>
+        <w:t>если истек -</w:t>
+      </w:r>
+      <w:r>
+        <w:rPr>
+          <w:rStyle w:val="qwen-markdown-text"/>
+          <w:rFonts w:ascii="Times New Roman" w:hAnsi="Times New Roman" w:cs="Times New Roman"/>
+          <w:sz w:val="28"/>
+          <w:szCs w:val="28"/>
+        </w:rPr>
+        <w:t xml:space="preserve"> </w:t>
+      </w:r>
+      <w:r>
+        <w:rPr>
+          <w:rStyle w:val="qwen-markdown-text"/>
+          <w:rFonts w:ascii="Times New Roman" w:hAnsi="Times New Roman" w:cs="Times New Roman"/>
+          <w:bCs/>
+          <w:sz w:val="28"/>
+          <w:szCs w:val="28"/>
+        </w:rPr>
+        <w:t>выгрузить товар со склада</w:t>
+      </w:r>
+      <w:r>
+        <w:rPr>
+          <w:rFonts w:ascii="Times New Roman" w:hAnsi="Times New Roman" w:cs="Times New Roman"/>
+          <w:bCs/>
+          <w:sz w:val="28"/>
+          <w:szCs w:val="28"/>
+        </w:rPr>
+        <w:t>, если нет – проводить инвентаризацию. Товар подготовлен и готов к транспортировке клиенту грузчиками выполняется действия</w:t>
+      </w:r>
+      <w:r>
+        <w:rPr>
+          <w:rFonts w:ascii="Times New Roman" w:hAnsi="Times New Roman" w:cs="Times New Roman"/>
+          <w:sz w:val="28"/>
+          <w:szCs w:val="28"/>
+        </w:rPr>
+        <w:t xml:space="preserve"> </w:t>
+      </w:r>
+      <w:r>
+        <w:rPr>
+          <w:rStyle w:val="qwen-markdown-text"/>
+          <w:rFonts w:ascii="Times New Roman" w:hAnsi="Times New Roman" w:cs="Times New Roman"/>
+          <w:bCs/>
+          <w:sz w:val="28"/>
+          <w:szCs w:val="28"/>
+        </w:rPr>
+        <w:t>з</w:t>
+      </w:r>
+      <w:r>
+        <w:rPr>
+          <w:rStyle w:val="qwen-markdown-text"/>
+          <w:rFonts w:ascii="Times New Roman" w:hAnsi="Times New Roman" w:cs="Times New Roman"/>
+          <w:bCs/>
+          <w:sz w:val="28"/>
+          <w:szCs w:val="28"/>
+        </w:rPr>
+        <w:t>агр</w:t>
+      </w:r>
+      <w:r>
+        <w:rPr>
+          <w:rStyle w:val="qwen-markdown-text"/>
+          <w:rFonts w:ascii="Times New Roman" w:hAnsi="Times New Roman" w:cs="Times New Roman"/>
+          <w:bCs/>
+          <w:sz w:val="28"/>
+          <w:szCs w:val="28"/>
+        </w:rPr>
+        <w:t xml:space="preserve">узка товара </w:t>
+      </w:r>
+      <w:r>
+        <w:rPr>
+          <w:rStyle w:val="qwen-markdown-text"/>
+          <w:rFonts w:ascii="Times New Roman" w:hAnsi="Times New Roman" w:cs="Times New Roman"/>
+          <w:bCs/>
+          <w:sz w:val="28"/>
+          <w:szCs w:val="28"/>
+        </w:rPr>
+        <w:t>для транспортировки</w:t>
+      </w:r>
+      <w:r>
+        <w:rPr>
+          <w:rStyle w:val="qwen-markdown-text"/>
+          <w:rFonts w:ascii="Times New Roman" w:hAnsi="Times New Roman" w:cs="Times New Roman"/>
+          <w:bCs/>
+          <w:sz w:val="28"/>
+          <w:szCs w:val="28"/>
+        </w:rPr>
+        <w:t xml:space="preserve"> и доставка</w:t>
+      </w:r>
+      <w:r>
+        <w:rPr>
+          <w:rStyle w:val="qwen-markdown-text"/>
+          <w:rFonts w:ascii="Times New Roman" w:hAnsi="Times New Roman" w:cs="Times New Roman"/>
+          <w:bCs/>
+          <w:sz w:val="28"/>
+          <w:szCs w:val="28"/>
+        </w:rPr>
+        <w:t xml:space="preserve"> товар</w:t>
+      </w:r>
+      <w:r>
+        <w:rPr>
+          <w:rStyle w:val="qwen-markdown-text"/>
+          <w:rFonts w:ascii="Times New Roman" w:hAnsi="Times New Roman" w:cs="Times New Roman"/>
+          <w:bCs/>
+          <w:sz w:val="28"/>
+          <w:szCs w:val="28"/>
+        </w:rPr>
+        <w:t>а</w:t>
+      </w:r>
+      <w:r>
+        <w:rPr>
+          <w:rStyle w:val="qwen-markdown-text"/>
+          <w:rFonts w:ascii="Times New Roman" w:hAnsi="Times New Roman" w:cs="Times New Roman"/>
+          <w:bCs/>
+          <w:sz w:val="28"/>
+          <w:szCs w:val="28"/>
+        </w:rPr>
+        <w:t xml:space="preserve"> клиенту</w:t>
+      </w:r>
+      <w:r>
+        <w:rPr>
+          <w:rStyle w:val="qwen-markdown-text"/>
+          <w:rFonts w:ascii="Times New Roman" w:hAnsi="Times New Roman" w:cs="Times New Roman"/>
+          <w:bCs/>
+          <w:sz w:val="28"/>
+          <w:szCs w:val="28"/>
+        </w:rPr>
+        <w:t>.</w:t>
+      </w:r>
+      <w:r>
+        <w:rPr>
+          <w:rFonts w:ascii="Times New Roman" w:hAnsi="Times New Roman" w:cs="Times New Roman"/>
+          <w:sz w:val="28"/>
+          <w:szCs w:val="28"/>
+        </w:rPr>
+        <w:t xml:space="preserve"> </w:t>
+      </w:r>
+      <w:r>
+        <w:rPr>
+          <w:rStyle w:val="qwen-markdown-text"/>
+          <w:rFonts w:ascii="Times New Roman" w:hAnsi="Times New Roman" w:cs="Times New Roman"/>
+          <w:sz w:val="28"/>
+          <w:szCs w:val="28"/>
+        </w:rPr>
+        <w:t xml:space="preserve">После доставки следует </w:t>
+      </w:r>
+      <w:r>
+        <w:rPr>
+          <w:rStyle w:val="qwen-markdown-text"/>
+          <w:rFonts w:ascii="Times New Roman" w:hAnsi="Times New Roman" w:cs="Times New Roman"/>
+          <w:bCs/>
+          <w:sz w:val="28"/>
+          <w:szCs w:val="28"/>
+        </w:rPr>
+        <w:t>узел решения</w:t>
+      </w:r>
+      <w:r>
+        <w:rPr>
+          <w:rStyle w:val="qwen-markdown-text"/>
+          <w:rFonts w:ascii="Times New Roman" w:hAnsi="Times New Roman" w:cs="Times New Roman"/>
+          <w:sz w:val="28"/>
+          <w:szCs w:val="28"/>
+        </w:rPr>
+        <w:t xml:space="preserve"> </w:t>
+      </w:r>
+      <w:r>
+        <w:rPr>
+          <w:rStyle w:val="qwen-markdown-text"/>
+          <w:rFonts w:ascii="Times New Roman" w:hAnsi="Times New Roman" w:cs="Times New Roman"/>
+          <w:sz w:val="28"/>
+          <w:szCs w:val="28"/>
+        </w:rPr>
+        <w:t xml:space="preserve">"Весь товар привезли клиенту?", если не весь товар доставили- </w:t>
+      </w:r>
+      <w:r>
+        <w:rPr>
+          <w:rStyle w:val="qwen-markdown-text"/>
+          <w:rFonts w:ascii="Times New Roman" w:hAnsi="Times New Roman" w:cs="Times New Roman"/>
+          <w:sz w:val="28"/>
+          <w:szCs w:val="28"/>
+        </w:rPr>
+        <w:t>возврат к загрузке товара (цикл доставки)</w:t>
+      </w:r>
+      <w:r>
+        <w:rPr>
+          <w:rStyle w:val="qwen-markdown-text"/>
+          <w:rFonts w:ascii="Times New Roman" w:hAnsi="Times New Roman" w:cs="Times New Roman"/>
+          <w:sz w:val="28"/>
+          <w:szCs w:val="28"/>
+        </w:rPr>
+        <w:t>, если весь товар доставлен</w:t>
+      </w:r>
+      <w:r>
+        <w:rPr>
+          <w:rFonts w:ascii="Times New Roman" w:hAnsi="Times New Roman" w:cs="Times New Roman"/>
+          <w:sz w:val="28"/>
+          <w:szCs w:val="28"/>
+        </w:rPr>
+        <w:t xml:space="preserve"> -  </w:t>
+      </w:r>
+      <w:r>
+        <w:rPr>
+          <w:rStyle w:val="qwen-markdown-text"/>
+          <w:rFonts w:ascii="Times New Roman" w:hAnsi="Times New Roman" w:cs="Times New Roman"/>
+          <w:bCs/>
+          <w:sz w:val="28"/>
+          <w:szCs w:val="28"/>
+        </w:rPr>
+        <w:t>принятие товара</w:t>
+      </w:r>
+      <w:r>
+        <w:rPr>
+          <w:rStyle w:val="qwen-markdown-text"/>
+          <w:rFonts w:ascii="Times New Roman" w:hAnsi="Times New Roman" w:cs="Times New Roman"/>
+          <w:sz w:val="28"/>
+          <w:szCs w:val="28"/>
+        </w:rPr>
+        <w:t xml:space="preserve"> (подтверждение клиентом)</w:t>
+      </w:r>
+      <w:r>
+        <w:rPr>
+          <w:rStyle w:val="qwen-markdown-text"/>
+          <w:rFonts w:ascii="Times New Roman" w:hAnsi="Times New Roman" w:cs="Times New Roman"/>
+          <w:sz w:val="28"/>
+          <w:szCs w:val="28"/>
+        </w:rPr>
+        <w:t xml:space="preserve">.  Отдел продаж закрывает заказ после принятия его клиентом. </w:t>
+      </w:r>
+      <w:r>
+        <w:rPr>
+          <w:rStyle w:val="qwen-markdown-text"/>
+          <w:rFonts w:ascii="Times New Roman" w:hAnsi="Times New Roman" w:cs="Times New Roman"/>
+          <w:sz w:val="28"/>
+          <w:szCs w:val="28"/>
+        </w:rPr>
+        <w:t xml:space="preserve">Процесс завершается </w:t>
+      </w:r>
+      <w:r>
+        <w:rPr>
+          <w:rStyle w:val="qwen-markdown-text"/>
+          <w:rFonts w:ascii="Times New Roman" w:hAnsi="Times New Roman" w:cs="Times New Roman"/>
+          <w:bCs/>
+          <w:sz w:val="28"/>
+          <w:szCs w:val="28"/>
+        </w:rPr>
+        <w:t>конечным узлом</w:t>
+      </w:r>
+      <w:r>
+        <w:rPr>
+          <w:rStyle w:val="qwen-markdown-text"/>
+          <w:rFonts w:ascii="Times New Roman" w:hAnsi="Times New Roman" w:cs="Times New Roman"/>
+          <w:bCs/>
+          <w:sz w:val="28"/>
+          <w:szCs w:val="28"/>
+        </w:rPr>
+        <w:t>.</w:t>
+      </w:r>
     </w:p>
     <w:sectPr>
       <w:pgSz w:w="11906" w:h="16838"/>
@@ -1260,6 +2229,304 @@
 <file path=word/numbering.xml><?xml version="1.0" encoding="utf-8"?>
 <w:numbering xmlns:wpc="http://schemas.microsoft.com/office/word/2010/wordprocessingCanvas" xmlns:mc="http://schemas.openxmlformats.org/markup-compatibility/2006" xmlns:o="urn:schemas-microsoft-com:office:office" xmlns:r="http://schemas.openxmlformats.org/officeDocument/2006/relationships" xmlns:m="http://schemas.openxmlformats.org/officeDocument/2006/math" xmlns:v="urn:schemas-microsoft-com:vml" xmlns:wp14="http://schemas.microsoft.com/office/word/2010/wordprocessingDrawing" xmlns:wp="http://schemas.openxmlformats.org/drawingml/2006/wordprocessingDrawing" xmlns:w10="urn:schemas-microsoft-com:office:word" xmlns:w="http://schemas.openxmlformats.org/wordprocessingml/2006/main" xmlns:w14="http://schemas.microsoft.com/office/word/2010/wordml" xmlns:w15="http://schemas.microsoft.com/office/word/2012/wordml" xmlns:wpg="http://schemas.microsoft.com/office/word/2010/wordprocessingGroup" xmlns:wpi="http://schemas.microsoft.com/office/word/2010/wordprocessingInk" xmlns:wne="http://schemas.microsoft.com/office/word/2006/wordml" xmlns:wps="http://schemas.microsoft.com/office/word/2010/wordprocessingShape" mc:Ignorable="w14 w15 wp14">
   <w:abstractNum w:abstractNumId="0" w15:restartNumberingAfterBreak="0">
+    <w:nsid w:val="00555CF4"/>
+    <w:multiLevelType w:val="multilevel"/>
+    <w:tmpl w:val="902EA898"/>
+    <w:lvl w:ilvl="0">
+      <w:start w:val="1"/>
+      <w:numFmt w:val="bullet"/>
+      <w:lvlText w:val=""/>
+      <w:lvlJc w:val="left"/>
+      <w:pPr>
+        <w:tabs>
+          <w:tab w:val="num" w:pos="720"/>
+        </w:tabs>
+        <w:ind w:left="720" w:hanging="360"/>
+      </w:pPr>
+      <w:rPr>
+        <w:rFonts w:ascii="Symbol" w:hAnsi="Symbol" w:hint="default"/>
+        <w:sz w:val="20"/>
+      </w:rPr>
+    </w:lvl>
+    <w:lvl w:ilvl="1" w:tentative="1">
+      <w:start w:val="1"/>
+      <w:numFmt w:val="bullet"/>
+      <w:lvlText w:val="o"/>
+      <w:lvlJc w:val="left"/>
+      <w:pPr>
+        <w:tabs>
+          <w:tab w:val="num" w:pos="1440"/>
+        </w:tabs>
+        <w:ind w:left="1440" w:hanging="360"/>
+      </w:pPr>
+      <w:rPr>
+        <w:rFonts w:ascii="Courier New" w:hAnsi="Courier New" w:hint="default"/>
+        <w:sz w:val="20"/>
+      </w:rPr>
+    </w:lvl>
+    <w:lvl w:ilvl="2" w:tentative="1">
+      <w:start w:val="1"/>
+      <w:numFmt w:val="bullet"/>
+      <w:lvlText w:val=""/>
+      <w:lvlJc w:val="left"/>
+      <w:pPr>
+        <w:tabs>
+          <w:tab w:val="num" w:pos="2160"/>
+        </w:tabs>
+        <w:ind w:left="2160" w:hanging="360"/>
+      </w:pPr>
+      <w:rPr>
+        <w:rFonts w:ascii="Wingdings" w:hAnsi="Wingdings" w:hint="default"/>
+        <w:sz w:val="20"/>
+      </w:rPr>
+    </w:lvl>
+    <w:lvl w:ilvl="3" w:tentative="1">
+      <w:start w:val="1"/>
+      <w:numFmt w:val="bullet"/>
+      <w:lvlText w:val=""/>
+      <w:lvlJc w:val="left"/>
+      <w:pPr>
+        <w:tabs>
+          <w:tab w:val="num" w:pos="2880"/>
+        </w:tabs>
+        <w:ind w:left="2880" w:hanging="360"/>
+      </w:pPr>
+      <w:rPr>
+        <w:rFonts w:ascii="Wingdings" w:hAnsi="Wingdings" w:hint="default"/>
+        <w:sz w:val="20"/>
+      </w:rPr>
+    </w:lvl>
+    <w:lvl w:ilvl="4" w:tentative="1">
+      <w:start w:val="1"/>
+      <w:numFmt w:val="bullet"/>
+      <w:lvlText w:val=""/>
+      <w:lvlJc w:val="left"/>
+      <w:pPr>
+        <w:tabs>
+          <w:tab w:val="num" w:pos="3600"/>
+        </w:tabs>
+        <w:ind w:left="3600" w:hanging="360"/>
+      </w:pPr>
+      <w:rPr>
+        <w:rFonts w:ascii="Wingdings" w:hAnsi="Wingdings" w:hint="default"/>
+        <w:sz w:val="20"/>
+      </w:rPr>
+    </w:lvl>
+    <w:lvl w:ilvl="5" w:tentative="1">
+      <w:start w:val="1"/>
+      <w:numFmt w:val="bullet"/>
+      <w:lvlText w:val=""/>
+      <w:lvlJc w:val="left"/>
+      <w:pPr>
+        <w:tabs>
+          <w:tab w:val="num" w:pos="4320"/>
+        </w:tabs>
+        <w:ind w:left="4320" w:hanging="360"/>
+      </w:pPr>
+      <w:rPr>
+        <w:rFonts w:ascii="Wingdings" w:hAnsi="Wingdings" w:hint="default"/>
+        <w:sz w:val="20"/>
+      </w:rPr>
+    </w:lvl>
+    <w:lvl w:ilvl="6" w:tentative="1">
+      <w:start w:val="1"/>
+      <w:numFmt w:val="bullet"/>
+      <w:lvlText w:val=""/>
+      <w:lvlJc w:val="left"/>
+      <w:pPr>
+        <w:tabs>
+          <w:tab w:val="num" w:pos="5040"/>
+        </w:tabs>
+        <w:ind w:left="5040" w:hanging="360"/>
+      </w:pPr>
+      <w:rPr>
+        <w:rFonts w:ascii="Wingdings" w:hAnsi="Wingdings" w:hint="default"/>
+        <w:sz w:val="20"/>
+      </w:rPr>
+    </w:lvl>
+    <w:lvl w:ilvl="7" w:tentative="1">
+      <w:start w:val="1"/>
+      <w:numFmt w:val="bullet"/>
+      <w:lvlText w:val=""/>
+      <w:lvlJc w:val="left"/>
+      <w:pPr>
+        <w:tabs>
+          <w:tab w:val="num" w:pos="5760"/>
+        </w:tabs>
+        <w:ind w:left="5760" w:hanging="360"/>
+      </w:pPr>
+      <w:rPr>
+        <w:rFonts w:ascii="Wingdings" w:hAnsi="Wingdings" w:hint="default"/>
+        <w:sz w:val="20"/>
+      </w:rPr>
+    </w:lvl>
+    <w:lvl w:ilvl="8" w:tentative="1">
+      <w:start w:val="1"/>
+      <w:numFmt w:val="bullet"/>
+      <w:lvlText w:val=""/>
+      <w:lvlJc w:val="left"/>
+      <w:pPr>
+        <w:tabs>
+          <w:tab w:val="num" w:pos="6480"/>
+        </w:tabs>
+        <w:ind w:left="6480" w:hanging="360"/>
+      </w:pPr>
+      <w:rPr>
+        <w:rFonts w:ascii="Wingdings" w:hAnsi="Wingdings" w:hint="default"/>
+        <w:sz w:val="20"/>
+      </w:rPr>
+    </w:lvl>
+  </w:abstractNum>
+  <w:abstractNum w:abstractNumId="1" w15:restartNumberingAfterBreak="0">
+    <w:nsid w:val="13CE0326"/>
+    <w:multiLevelType w:val="multilevel"/>
+    <w:tmpl w:val="15E2C0A8"/>
+    <w:lvl w:ilvl="0">
+      <w:start w:val="1"/>
+      <w:numFmt w:val="bullet"/>
+      <w:lvlText w:val=""/>
+      <w:lvlJc w:val="left"/>
+      <w:pPr>
+        <w:tabs>
+          <w:tab w:val="num" w:pos="720"/>
+        </w:tabs>
+        <w:ind w:left="720" w:hanging="360"/>
+      </w:pPr>
+      <w:rPr>
+        <w:rFonts w:ascii="Symbol" w:hAnsi="Symbol" w:hint="default"/>
+        <w:sz w:val="20"/>
+      </w:rPr>
+    </w:lvl>
+    <w:lvl w:ilvl="1" w:tentative="1">
+      <w:start w:val="1"/>
+      <w:numFmt w:val="bullet"/>
+      <w:lvlText w:val="o"/>
+      <w:lvlJc w:val="left"/>
+      <w:pPr>
+        <w:tabs>
+          <w:tab w:val="num" w:pos="1440"/>
+        </w:tabs>
+        <w:ind w:left="1440" w:hanging="360"/>
+      </w:pPr>
+      <w:rPr>
+        <w:rFonts w:ascii="Courier New" w:hAnsi="Courier New" w:hint="default"/>
+        <w:sz w:val="20"/>
+      </w:rPr>
+    </w:lvl>
+    <w:lvl w:ilvl="2" w:tentative="1">
+      <w:start w:val="1"/>
+      <w:numFmt w:val="bullet"/>
+      <w:lvlText w:val=""/>
+      <w:lvlJc w:val="left"/>
+      <w:pPr>
+        <w:tabs>
+          <w:tab w:val="num" w:pos="2160"/>
+        </w:tabs>
+        <w:ind w:left="2160" w:hanging="360"/>
+      </w:pPr>
+      <w:rPr>
+        <w:rFonts w:ascii="Wingdings" w:hAnsi="Wingdings" w:hint="default"/>
+        <w:sz w:val="20"/>
+      </w:rPr>
+    </w:lvl>
+    <w:lvl w:ilvl="3" w:tentative="1">
+      <w:start w:val="1"/>
+      <w:numFmt w:val="bullet"/>
+      <w:lvlText w:val=""/>
+      <w:lvlJc w:val="left"/>
+      <w:pPr>
+        <w:tabs>
+          <w:tab w:val="num" w:pos="2880"/>
+        </w:tabs>
+        <w:ind w:left="2880" w:hanging="360"/>
+      </w:pPr>
+      <w:rPr>
+        <w:rFonts w:ascii="Wingdings" w:hAnsi="Wingdings" w:hint="default"/>
+        <w:sz w:val="20"/>
+      </w:rPr>
+    </w:lvl>
+    <w:lvl w:ilvl="4" w:tentative="1">
+      <w:start w:val="1"/>
+      <w:numFmt w:val="bullet"/>
+      <w:lvlText w:val=""/>
+      <w:lvlJc w:val="left"/>
+      <w:pPr>
+        <w:tabs>
+          <w:tab w:val="num" w:pos="3600"/>
+        </w:tabs>
+        <w:ind w:left="3600" w:hanging="360"/>
+      </w:pPr>
+      <w:rPr>
+        <w:rFonts w:ascii="Wingdings" w:hAnsi="Wingdings" w:hint="default"/>
+        <w:sz w:val="20"/>
+      </w:rPr>
+    </w:lvl>
+    <w:lvl w:ilvl="5" w:tentative="1">
+      <w:start w:val="1"/>
+      <w:numFmt w:val="bullet"/>
+      <w:lvlText w:val=""/>
+      <w:lvlJc w:val="left"/>
+      <w:pPr>
+        <w:tabs>
+          <w:tab w:val="num" w:pos="4320"/>
+        </w:tabs>
+        <w:ind w:left="4320" w:hanging="360"/>
+      </w:pPr>
+      <w:rPr>
+        <w:rFonts w:ascii="Wingdings" w:hAnsi="Wingdings" w:hint="default"/>
+        <w:sz w:val="20"/>
+      </w:rPr>
+    </w:lvl>
+    <w:lvl w:ilvl="6" w:tentative="1">
+      <w:start w:val="1"/>
+      <w:numFmt w:val="bullet"/>
+      <w:lvlText w:val=""/>
+      <w:lvlJc w:val="left"/>
+      <w:pPr>
+        <w:tabs>
+          <w:tab w:val="num" w:pos="5040"/>
+        </w:tabs>
+        <w:ind w:left="5040" w:hanging="360"/>
+      </w:pPr>
+      <w:rPr>
+        <w:rFonts w:ascii="Wingdings" w:hAnsi="Wingdings" w:hint="default"/>
+        <w:sz w:val="20"/>
+      </w:rPr>
+    </w:lvl>
+    <w:lvl w:ilvl="7" w:tentative="1">
+      <w:start w:val="1"/>
+      <w:numFmt w:val="bullet"/>
+      <w:lvlText w:val=""/>
+      <w:lvlJc w:val="left"/>
+      <w:pPr>
+        <w:tabs>
+          <w:tab w:val="num" w:pos="5760"/>
+        </w:tabs>
+        <w:ind w:left="5760" w:hanging="360"/>
+      </w:pPr>
+      <w:rPr>
+        <w:rFonts w:ascii="Wingdings" w:hAnsi="Wingdings" w:hint="default"/>
+        <w:sz w:val="20"/>
+      </w:rPr>
+    </w:lvl>
+    <w:lvl w:ilvl="8" w:tentative="1">
+      <w:start w:val="1"/>
+      <w:numFmt w:val="bullet"/>
+      <w:lvlText w:val=""/>
+      <w:lvlJc w:val="left"/>
+      <w:pPr>
+        <w:tabs>
+          <w:tab w:val="num" w:pos="6480"/>
+        </w:tabs>
+        <w:ind w:left="6480" w:hanging="360"/>
+      </w:pPr>
+      <w:rPr>
+        <w:rFonts w:ascii="Wingdings" w:hAnsi="Wingdings" w:hint="default"/>
+        <w:sz w:val="20"/>
+      </w:rPr>
+    </w:lvl>
+  </w:abstractNum>
+  <w:abstractNum w:abstractNumId="2" w15:restartNumberingAfterBreak="0">
     <w:nsid w:val="260709E3"/>
     <w:multiLevelType w:val="multilevel"/>
     <w:tmpl w:val="F606CB36"/>
@@ -1408,7 +2675,865 @@
       </w:rPr>
     </w:lvl>
   </w:abstractNum>
-  <w:abstractNum w:abstractNumId="1" w15:restartNumberingAfterBreak="0">
+  <w:abstractNum w:abstractNumId="3" w15:restartNumberingAfterBreak="0">
+    <w:nsid w:val="30707B36"/>
+    <w:multiLevelType w:val="multilevel"/>
+    <w:tmpl w:val="23CA500C"/>
+    <w:lvl w:ilvl="0">
+      <w:start w:val="1"/>
+      <w:numFmt w:val="bullet"/>
+      <w:lvlText w:val=""/>
+      <w:lvlJc w:val="left"/>
+      <w:pPr>
+        <w:tabs>
+          <w:tab w:val="num" w:pos="720"/>
+        </w:tabs>
+        <w:ind w:left="720" w:hanging="360"/>
+      </w:pPr>
+      <w:rPr>
+        <w:rFonts w:ascii="Symbol" w:hAnsi="Symbol" w:hint="default"/>
+        <w:sz w:val="20"/>
+      </w:rPr>
+    </w:lvl>
+    <w:lvl w:ilvl="1" w:tentative="1">
+      <w:start w:val="1"/>
+      <w:numFmt w:val="bullet"/>
+      <w:lvlText w:val="o"/>
+      <w:lvlJc w:val="left"/>
+      <w:pPr>
+        <w:tabs>
+          <w:tab w:val="num" w:pos="1440"/>
+        </w:tabs>
+        <w:ind w:left="1440" w:hanging="360"/>
+      </w:pPr>
+      <w:rPr>
+        <w:rFonts w:ascii="Courier New" w:hAnsi="Courier New" w:hint="default"/>
+        <w:sz w:val="20"/>
+      </w:rPr>
+    </w:lvl>
+    <w:lvl w:ilvl="2" w:tentative="1">
+      <w:start w:val="1"/>
+      <w:numFmt w:val="bullet"/>
+      <w:lvlText w:val=""/>
+      <w:lvlJc w:val="left"/>
+      <w:pPr>
+        <w:tabs>
+          <w:tab w:val="num" w:pos="2160"/>
+        </w:tabs>
+        <w:ind w:left="2160" w:hanging="360"/>
+      </w:pPr>
+      <w:rPr>
+        <w:rFonts w:ascii="Wingdings" w:hAnsi="Wingdings" w:hint="default"/>
+        <w:sz w:val="20"/>
+      </w:rPr>
+    </w:lvl>
+    <w:lvl w:ilvl="3" w:tentative="1">
+      <w:start w:val="1"/>
+      <w:numFmt w:val="bullet"/>
+      <w:lvlText w:val=""/>
+      <w:lvlJc w:val="left"/>
+      <w:pPr>
+        <w:tabs>
+          <w:tab w:val="num" w:pos="2880"/>
+        </w:tabs>
+        <w:ind w:left="2880" w:hanging="360"/>
+      </w:pPr>
+      <w:rPr>
+        <w:rFonts w:ascii="Wingdings" w:hAnsi="Wingdings" w:hint="default"/>
+        <w:sz w:val="20"/>
+      </w:rPr>
+    </w:lvl>
+    <w:lvl w:ilvl="4" w:tentative="1">
+      <w:start w:val="1"/>
+      <w:numFmt w:val="bullet"/>
+      <w:lvlText w:val=""/>
+      <w:lvlJc w:val="left"/>
+      <w:pPr>
+        <w:tabs>
+          <w:tab w:val="num" w:pos="3600"/>
+        </w:tabs>
+        <w:ind w:left="3600" w:hanging="360"/>
+      </w:pPr>
+      <w:rPr>
+        <w:rFonts w:ascii="Wingdings" w:hAnsi="Wingdings" w:hint="default"/>
+        <w:sz w:val="20"/>
+      </w:rPr>
+    </w:lvl>
+    <w:lvl w:ilvl="5" w:tentative="1">
+      <w:start w:val="1"/>
+      <w:numFmt w:val="bullet"/>
+      <w:lvlText w:val=""/>
+      <w:lvlJc w:val="left"/>
+      <w:pPr>
+        <w:tabs>
+          <w:tab w:val="num" w:pos="4320"/>
+        </w:tabs>
+        <w:ind w:left="4320" w:hanging="360"/>
+      </w:pPr>
+      <w:rPr>
+        <w:rFonts w:ascii="Wingdings" w:hAnsi="Wingdings" w:hint="default"/>
+        <w:sz w:val="20"/>
+      </w:rPr>
+    </w:lvl>
+    <w:lvl w:ilvl="6" w:tentative="1">
+      <w:start w:val="1"/>
+      <w:numFmt w:val="bullet"/>
+      <w:lvlText w:val=""/>
+      <w:lvlJc w:val="left"/>
+      <w:pPr>
+        <w:tabs>
+          <w:tab w:val="num" w:pos="5040"/>
+        </w:tabs>
+        <w:ind w:left="5040" w:hanging="360"/>
+      </w:pPr>
+      <w:rPr>
+        <w:rFonts w:ascii="Wingdings" w:hAnsi="Wingdings" w:hint="default"/>
+        <w:sz w:val="20"/>
+      </w:rPr>
+    </w:lvl>
+    <w:lvl w:ilvl="7" w:tentative="1">
+      <w:start w:val="1"/>
+      <w:numFmt w:val="bullet"/>
+      <w:lvlText w:val=""/>
+      <w:lvlJc w:val="left"/>
+      <w:pPr>
+        <w:tabs>
+          <w:tab w:val="num" w:pos="5760"/>
+        </w:tabs>
+        <w:ind w:left="5760" w:hanging="360"/>
+      </w:pPr>
+      <w:rPr>
+        <w:rFonts w:ascii="Wingdings" w:hAnsi="Wingdings" w:hint="default"/>
+        <w:sz w:val="20"/>
+      </w:rPr>
+    </w:lvl>
+    <w:lvl w:ilvl="8" w:tentative="1">
+      <w:start w:val="1"/>
+      <w:numFmt w:val="bullet"/>
+      <w:lvlText w:val=""/>
+      <w:lvlJc w:val="left"/>
+      <w:pPr>
+        <w:tabs>
+          <w:tab w:val="num" w:pos="6480"/>
+        </w:tabs>
+        <w:ind w:left="6480" w:hanging="360"/>
+      </w:pPr>
+      <w:rPr>
+        <w:rFonts w:ascii="Wingdings" w:hAnsi="Wingdings" w:hint="default"/>
+        <w:sz w:val="20"/>
+      </w:rPr>
+    </w:lvl>
+  </w:abstractNum>
+  <w:abstractNum w:abstractNumId="4" w15:restartNumberingAfterBreak="0">
+    <w:nsid w:val="3E9A5CF2"/>
+    <w:multiLevelType w:val="multilevel"/>
+    <w:tmpl w:val="E576719C"/>
+    <w:lvl w:ilvl="0">
+      <w:start w:val="1"/>
+      <w:numFmt w:val="bullet"/>
+      <w:lvlText w:val=""/>
+      <w:lvlJc w:val="left"/>
+      <w:pPr>
+        <w:tabs>
+          <w:tab w:val="num" w:pos="720"/>
+        </w:tabs>
+        <w:ind w:left="720" w:hanging="360"/>
+      </w:pPr>
+      <w:rPr>
+        <w:rFonts w:ascii="Symbol" w:hAnsi="Symbol" w:hint="default"/>
+        <w:sz w:val="20"/>
+      </w:rPr>
+    </w:lvl>
+    <w:lvl w:ilvl="1" w:tentative="1">
+      <w:start w:val="1"/>
+      <w:numFmt w:val="bullet"/>
+      <w:lvlText w:val="o"/>
+      <w:lvlJc w:val="left"/>
+      <w:pPr>
+        <w:tabs>
+          <w:tab w:val="num" w:pos="1440"/>
+        </w:tabs>
+        <w:ind w:left="1440" w:hanging="360"/>
+      </w:pPr>
+      <w:rPr>
+        <w:rFonts w:ascii="Courier New" w:hAnsi="Courier New" w:hint="default"/>
+        <w:sz w:val="20"/>
+      </w:rPr>
+    </w:lvl>
+    <w:lvl w:ilvl="2" w:tentative="1">
+      <w:start w:val="1"/>
+      <w:numFmt w:val="bullet"/>
+      <w:lvlText w:val=""/>
+      <w:lvlJc w:val="left"/>
+      <w:pPr>
+        <w:tabs>
+          <w:tab w:val="num" w:pos="2160"/>
+        </w:tabs>
+        <w:ind w:left="2160" w:hanging="360"/>
+      </w:pPr>
+      <w:rPr>
+        <w:rFonts w:ascii="Wingdings" w:hAnsi="Wingdings" w:hint="default"/>
+        <w:sz w:val="20"/>
+      </w:rPr>
+    </w:lvl>
+    <w:lvl w:ilvl="3" w:tentative="1">
+      <w:start w:val="1"/>
+      <w:numFmt w:val="bullet"/>
+      <w:lvlText w:val=""/>
+      <w:lvlJc w:val="left"/>
+      <w:pPr>
+        <w:tabs>
+          <w:tab w:val="num" w:pos="2880"/>
+        </w:tabs>
+        <w:ind w:left="2880" w:hanging="360"/>
+      </w:pPr>
+      <w:rPr>
+        <w:rFonts w:ascii="Wingdings" w:hAnsi="Wingdings" w:hint="default"/>
+        <w:sz w:val="20"/>
+      </w:rPr>
+    </w:lvl>
+    <w:lvl w:ilvl="4" w:tentative="1">
+      <w:start w:val="1"/>
+      <w:numFmt w:val="bullet"/>
+      <w:lvlText w:val=""/>
+      <w:lvlJc w:val="left"/>
+      <w:pPr>
+        <w:tabs>
+          <w:tab w:val="num" w:pos="3600"/>
+        </w:tabs>
+        <w:ind w:left="3600" w:hanging="360"/>
+      </w:pPr>
+      <w:rPr>
+        <w:rFonts w:ascii="Wingdings" w:hAnsi="Wingdings" w:hint="default"/>
+        <w:sz w:val="20"/>
+      </w:rPr>
+    </w:lvl>
+    <w:lvl w:ilvl="5" w:tentative="1">
+      <w:start w:val="1"/>
+      <w:numFmt w:val="bullet"/>
+      <w:lvlText w:val=""/>
+      <w:lvlJc w:val="left"/>
+      <w:pPr>
+        <w:tabs>
+          <w:tab w:val="num" w:pos="4320"/>
+        </w:tabs>
+        <w:ind w:left="4320" w:hanging="360"/>
+      </w:pPr>
+      <w:rPr>
+        <w:rFonts w:ascii="Wingdings" w:hAnsi="Wingdings" w:hint="default"/>
+        <w:sz w:val="20"/>
+      </w:rPr>
+    </w:lvl>
+    <w:lvl w:ilvl="6" w:tentative="1">
+      <w:start w:val="1"/>
+      <w:numFmt w:val="bullet"/>
+      <w:lvlText w:val=""/>
+      <w:lvlJc w:val="left"/>
+      <w:pPr>
+        <w:tabs>
+          <w:tab w:val="num" w:pos="5040"/>
+        </w:tabs>
+        <w:ind w:left="5040" w:hanging="360"/>
+      </w:pPr>
+      <w:rPr>
+        <w:rFonts w:ascii="Wingdings" w:hAnsi="Wingdings" w:hint="default"/>
+        <w:sz w:val="20"/>
+      </w:rPr>
+    </w:lvl>
+    <w:lvl w:ilvl="7" w:tentative="1">
+      <w:start w:val="1"/>
+      <w:numFmt w:val="bullet"/>
+      <w:lvlText w:val=""/>
+      <w:lvlJc w:val="left"/>
+      <w:pPr>
+        <w:tabs>
+          <w:tab w:val="num" w:pos="5760"/>
+        </w:tabs>
+        <w:ind w:left="5760" w:hanging="360"/>
+      </w:pPr>
+      <w:rPr>
+        <w:rFonts w:ascii="Wingdings" w:hAnsi="Wingdings" w:hint="default"/>
+        <w:sz w:val="20"/>
+      </w:rPr>
+    </w:lvl>
+    <w:lvl w:ilvl="8" w:tentative="1">
+      <w:start w:val="1"/>
+      <w:numFmt w:val="bullet"/>
+      <w:lvlText w:val=""/>
+      <w:lvlJc w:val="left"/>
+      <w:pPr>
+        <w:tabs>
+          <w:tab w:val="num" w:pos="6480"/>
+        </w:tabs>
+        <w:ind w:left="6480" w:hanging="360"/>
+      </w:pPr>
+      <w:rPr>
+        <w:rFonts w:ascii="Wingdings" w:hAnsi="Wingdings" w:hint="default"/>
+        <w:sz w:val="20"/>
+      </w:rPr>
+    </w:lvl>
+  </w:abstractNum>
+  <w:abstractNum w:abstractNumId="5" w15:restartNumberingAfterBreak="0">
+    <w:nsid w:val="43FB2E72"/>
+    <w:multiLevelType w:val="multilevel"/>
+    <w:tmpl w:val="268C39FA"/>
+    <w:lvl w:ilvl="0">
+      <w:start w:val="1"/>
+      <w:numFmt w:val="decimal"/>
+      <w:lvlText w:val="%1."/>
+      <w:lvlJc w:val="left"/>
+      <w:pPr>
+        <w:tabs>
+          <w:tab w:val="num" w:pos="720"/>
+        </w:tabs>
+        <w:ind w:left="720" w:hanging="360"/>
+      </w:pPr>
+    </w:lvl>
+    <w:lvl w:ilvl="1" w:tentative="1">
+      <w:start w:val="1"/>
+      <w:numFmt w:val="decimal"/>
+      <w:lvlText w:val="%2."/>
+      <w:lvlJc w:val="left"/>
+      <w:pPr>
+        <w:tabs>
+          <w:tab w:val="num" w:pos="1440"/>
+        </w:tabs>
+        <w:ind w:left="1440" w:hanging="360"/>
+      </w:pPr>
+    </w:lvl>
+    <w:lvl w:ilvl="2" w:tentative="1">
+      <w:start w:val="1"/>
+      <w:numFmt w:val="decimal"/>
+      <w:lvlText w:val="%3."/>
+      <w:lvlJc w:val="left"/>
+      <w:pPr>
+        <w:tabs>
+          <w:tab w:val="num" w:pos="2160"/>
+        </w:tabs>
+        <w:ind w:left="2160" w:hanging="360"/>
+      </w:pPr>
+    </w:lvl>
+    <w:lvl w:ilvl="3" w:tentative="1">
+      <w:start w:val="1"/>
+      <w:numFmt w:val="decimal"/>
+      <w:lvlText w:val="%4."/>
+      <w:lvlJc w:val="left"/>
+      <w:pPr>
+        <w:tabs>
+          <w:tab w:val="num" w:pos="2880"/>
+        </w:tabs>
+        <w:ind w:left="2880" w:hanging="360"/>
+      </w:pPr>
+    </w:lvl>
+    <w:lvl w:ilvl="4" w:tentative="1">
+      <w:start w:val="1"/>
+      <w:numFmt w:val="decimal"/>
+      <w:lvlText w:val="%5."/>
+      <w:lvlJc w:val="left"/>
+      <w:pPr>
+        <w:tabs>
+          <w:tab w:val="num" w:pos="3600"/>
+        </w:tabs>
+        <w:ind w:left="3600" w:hanging="360"/>
+      </w:pPr>
+    </w:lvl>
+    <w:lvl w:ilvl="5" w:tentative="1">
+      <w:start w:val="1"/>
+      <w:numFmt w:val="decimal"/>
+      <w:lvlText w:val="%6."/>
+      <w:lvlJc w:val="left"/>
+      <w:pPr>
+        <w:tabs>
+          <w:tab w:val="num" w:pos="4320"/>
+        </w:tabs>
+        <w:ind w:left="4320" w:hanging="360"/>
+      </w:pPr>
+    </w:lvl>
+    <w:lvl w:ilvl="6" w:tentative="1">
+      <w:start w:val="1"/>
+      <w:numFmt w:val="decimal"/>
+      <w:lvlText w:val="%7."/>
+      <w:lvlJc w:val="left"/>
+      <w:pPr>
+        <w:tabs>
+          <w:tab w:val="num" w:pos="5040"/>
+        </w:tabs>
+        <w:ind w:left="5040" w:hanging="360"/>
+      </w:pPr>
+    </w:lvl>
+    <w:lvl w:ilvl="7" w:tentative="1">
+      <w:start w:val="1"/>
+      <w:numFmt w:val="decimal"/>
+      <w:lvlText w:val="%8."/>
+      <w:lvlJc w:val="left"/>
+      <w:pPr>
+        <w:tabs>
+          <w:tab w:val="num" w:pos="5760"/>
+        </w:tabs>
+        <w:ind w:left="5760" w:hanging="360"/>
+      </w:pPr>
+    </w:lvl>
+    <w:lvl w:ilvl="8" w:tentative="1">
+      <w:start w:val="1"/>
+      <w:numFmt w:val="decimal"/>
+      <w:lvlText w:val="%9."/>
+      <w:lvlJc w:val="left"/>
+      <w:pPr>
+        <w:tabs>
+          <w:tab w:val="num" w:pos="6480"/>
+        </w:tabs>
+        <w:ind w:left="6480" w:hanging="360"/>
+      </w:pPr>
+    </w:lvl>
+  </w:abstractNum>
+  <w:abstractNum w:abstractNumId="6" w15:restartNumberingAfterBreak="0">
+    <w:nsid w:val="45E22B4C"/>
+    <w:multiLevelType w:val="multilevel"/>
+    <w:tmpl w:val="59047AD2"/>
+    <w:lvl w:ilvl="0">
+      <w:start w:val="1"/>
+      <w:numFmt w:val="bullet"/>
+      <w:lvlText w:val=""/>
+      <w:lvlJc w:val="left"/>
+      <w:pPr>
+        <w:tabs>
+          <w:tab w:val="num" w:pos="720"/>
+        </w:tabs>
+        <w:ind w:left="720" w:hanging="360"/>
+      </w:pPr>
+      <w:rPr>
+        <w:rFonts w:ascii="Symbol" w:hAnsi="Symbol" w:hint="default"/>
+        <w:sz w:val="20"/>
+      </w:rPr>
+    </w:lvl>
+    <w:lvl w:ilvl="1" w:tentative="1">
+      <w:start w:val="1"/>
+      <w:numFmt w:val="bullet"/>
+      <w:lvlText w:val="o"/>
+      <w:lvlJc w:val="left"/>
+      <w:pPr>
+        <w:tabs>
+          <w:tab w:val="num" w:pos="1440"/>
+        </w:tabs>
+        <w:ind w:left="1440" w:hanging="360"/>
+      </w:pPr>
+      <w:rPr>
+        <w:rFonts w:ascii="Courier New" w:hAnsi="Courier New" w:hint="default"/>
+        <w:sz w:val="20"/>
+      </w:rPr>
+    </w:lvl>
+    <w:lvl w:ilvl="2" w:tentative="1">
+      <w:start w:val="1"/>
+      <w:numFmt w:val="bullet"/>
+      <w:lvlText w:val=""/>
+      <w:lvlJc w:val="left"/>
+      <w:pPr>
+        <w:tabs>
+          <w:tab w:val="num" w:pos="2160"/>
+        </w:tabs>
+        <w:ind w:left="2160" w:hanging="360"/>
+      </w:pPr>
+      <w:rPr>
+        <w:rFonts w:ascii="Wingdings" w:hAnsi="Wingdings" w:hint="default"/>
+        <w:sz w:val="20"/>
+      </w:rPr>
+    </w:lvl>
+    <w:lvl w:ilvl="3" w:tentative="1">
+      <w:start w:val="1"/>
+      <w:numFmt w:val="bullet"/>
+      <w:lvlText w:val=""/>
+      <w:lvlJc w:val="left"/>
+      <w:pPr>
+        <w:tabs>
+          <w:tab w:val="num" w:pos="2880"/>
+        </w:tabs>
+        <w:ind w:left="2880" w:hanging="360"/>
+      </w:pPr>
+      <w:rPr>
+        <w:rFonts w:ascii="Wingdings" w:hAnsi="Wingdings" w:hint="default"/>
+        <w:sz w:val="20"/>
+      </w:rPr>
+    </w:lvl>
+    <w:lvl w:ilvl="4" w:tentative="1">
+      <w:start w:val="1"/>
+      <w:numFmt w:val="bullet"/>
+      <w:lvlText w:val=""/>
+      <w:lvlJc w:val="left"/>
+      <w:pPr>
+        <w:tabs>
+          <w:tab w:val="num" w:pos="3600"/>
+        </w:tabs>
+        <w:ind w:left="3600" w:hanging="360"/>
+      </w:pPr>
+      <w:rPr>
+        <w:rFonts w:ascii="Wingdings" w:hAnsi="Wingdings" w:hint="default"/>
+        <w:sz w:val="20"/>
+      </w:rPr>
+    </w:lvl>
+    <w:lvl w:ilvl="5" w:tentative="1">
+      <w:start w:val="1"/>
+      <w:numFmt w:val="bullet"/>
+      <w:lvlText w:val=""/>
+      <w:lvlJc w:val="left"/>
+      <w:pPr>
+        <w:tabs>
+          <w:tab w:val="num" w:pos="4320"/>
+        </w:tabs>
+        <w:ind w:left="4320" w:hanging="360"/>
+      </w:pPr>
+      <w:rPr>
+        <w:rFonts w:ascii="Wingdings" w:hAnsi="Wingdings" w:hint="default"/>
+        <w:sz w:val="20"/>
+      </w:rPr>
+    </w:lvl>
+    <w:lvl w:ilvl="6" w:tentative="1">
+      <w:start w:val="1"/>
+      <w:numFmt w:val="bullet"/>
+      <w:lvlText w:val=""/>
+      <w:lvlJc w:val="left"/>
+      <w:pPr>
+        <w:tabs>
+          <w:tab w:val="num" w:pos="5040"/>
+        </w:tabs>
+        <w:ind w:left="5040" w:hanging="360"/>
+      </w:pPr>
+      <w:rPr>
+        <w:rFonts w:ascii="Wingdings" w:hAnsi="Wingdings" w:hint="default"/>
+        <w:sz w:val="20"/>
+      </w:rPr>
+    </w:lvl>
+    <w:lvl w:ilvl="7" w:tentative="1">
+      <w:start w:val="1"/>
+      <w:numFmt w:val="bullet"/>
+      <w:lvlText w:val=""/>
+      <w:lvlJc w:val="left"/>
+      <w:pPr>
+        <w:tabs>
+          <w:tab w:val="num" w:pos="5760"/>
+        </w:tabs>
+        <w:ind w:left="5760" w:hanging="360"/>
+      </w:pPr>
+      <w:rPr>
+        <w:rFonts w:ascii="Wingdings" w:hAnsi="Wingdings" w:hint="default"/>
+        <w:sz w:val="20"/>
+      </w:rPr>
+    </w:lvl>
+    <w:lvl w:ilvl="8" w:tentative="1">
+      <w:start w:val="1"/>
+      <w:numFmt w:val="bullet"/>
+      <w:lvlText w:val=""/>
+      <w:lvlJc w:val="left"/>
+      <w:pPr>
+        <w:tabs>
+          <w:tab w:val="num" w:pos="6480"/>
+        </w:tabs>
+        <w:ind w:left="6480" w:hanging="360"/>
+      </w:pPr>
+      <w:rPr>
+        <w:rFonts w:ascii="Wingdings" w:hAnsi="Wingdings" w:hint="default"/>
+        <w:sz w:val="20"/>
+      </w:rPr>
+    </w:lvl>
+  </w:abstractNum>
+  <w:abstractNum w:abstractNumId="7" w15:restartNumberingAfterBreak="0">
+    <w:nsid w:val="4F4379AF"/>
+    <w:multiLevelType w:val="multilevel"/>
+    <w:tmpl w:val="0BA89B5E"/>
+    <w:lvl w:ilvl="0">
+      <w:start w:val="1"/>
+      <w:numFmt w:val="bullet"/>
+      <w:lvlText w:val=""/>
+      <w:lvlJc w:val="left"/>
+      <w:pPr>
+        <w:tabs>
+          <w:tab w:val="num" w:pos="720"/>
+        </w:tabs>
+        <w:ind w:left="720" w:hanging="360"/>
+      </w:pPr>
+      <w:rPr>
+        <w:rFonts w:ascii="Symbol" w:hAnsi="Symbol" w:hint="default"/>
+        <w:sz w:val="20"/>
+      </w:rPr>
+    </w:lvl>
+    <w:lvl w:ilvl="1" w:tentative="1">
+      <w:start w:val="1"/>
+      <w:numFmt w:val="bullet"/>
+      <w:lvlText w:val="o"/>
+      <w:lvlJc w:val="left"/>
+      <w:pPr>
+        <w:tabs>
+          <w:tab w:val="num" w:pos="1440"/>
+        </w:tabs>
+        <w:ind w:left="1440" w:hanging="360"/>
+      </w:pPr>
+      <w:rPr>
+        <w:rFonts w:ascii="Courier New" w:hAnsi="Courier New" w:hint="default"/>
+        <w:sz w:val="20"/>
+      </w:rPr>
+    </w:lvl>
+    <w:lvl w:ilvl="2" w:tentative="1">
+      <w:start w:val="1"/>
+      <w:numFmt w:val="bullet"/>
+      <w:lvlText w:val=""/>
+      <w:lvlJc w:val="left"/>
+      <w:pPr>
+        <w:tabs>
+          <w:tab w:val="num" w:pos="2160"/>
+        </w:tabs>
+        <w:ind w:left="2160" w:hanging="360"/>
+      </w:pPr>
+      <w:rPr>
+        <w:rFonts w:ascii="Wingdings" w:hAnsi="Wingdings" w:hint="default"/>
+        <w:sz w:val="20"/>
+      </w:rPr>
+    </w:lvl>
+    <w:lvl w:ilvl="3" w:tentative="1">
+      <w:start w:val="1"/>
+      <w:numFmt w:val="bullet"/>
+      <w:lvlText w:val=""/>
+      <w:lvlJc w:val="left"/>
+      <w:pPr>
+        <w:tabs>
+          <w:tab w:val="num" w:pos="2880"/>
+        </w:tabs>
+        <w:ind w:left="2880" w:hanging="360"/>
+      </w:pPr>
+      <w:rPr>
+        <w:rFonts w:ascii="Wingdings" w:hAnsi="Wingdings" w:hint="default"/>
+        <w:sz w:val="20"/>
+      </w:rPr>
+    </w:lvl>
+    <w:lvl w:ilvl="4" w:tentative="1">
+      <w:start w:val="1"/>
+      <w:numFmt w:val="bullet"/>
+      <w:lvlText w:val=""/>
+      <w:lvlJc w:val="left"/>
+      <w:pPr>
+        <w:tabs>
+          <w:tab w:val="num" w:pos="3600"/>
+        </w:tabs>
+        <w:ind w:left="3600" w:hanging="360"/>
+      </w:pPr>
+      <w:rPr>
+        <w:rFonts w:ascii="Wingdings" w:hAnsi="Wingdings" w:hint="default"/>
+        <w:sz w:val="20"/>
+      </w:rPr>
+    </w:lvl>
+    <w:lvl w:ilvl="5" w:tentative="1">
+      <w:start w:val="1"/>
+      <w:numFmt w:val="bullet"/>
+      <w:lvlText w:val=""/>
+      <w:lvlJc w:val="left"/>
+      <w:pPr>
+        <w:tabs>
+          <w:tab w:val="num" w:pos="4320"/>
+        </w:tabs>
+        <w:ind w:left="4320" w:hanging="360"/>
+      </w:pPr>
+      <w:rPr>
+        <w:rFonts w:ascii="Wingdings" w:hAnsi="Wingdings" w:hint="default"/>
+        <w:sz w:val="20"/>
+      </w:rPr>
+    </w:lvl>
+    <w:lvl w:ilvl="6" w:tentative="1">
+      <w:start w:val="1"/>
+      <w:numFmt w:val="bullet"/>
+      <w:lvlText w:val=""/>
+      <w:lvlJc w:val="left"/>
+      <w:pPr>
+        <w:tabs>
+          <w:tab w:val="num" w:pos="5040"/>
+        </w:tabs>
+        <w:ind w:left="5040" w:hanging="360"/>
+      </w:pPr>
+      <w:rPr>
+        <w:rFonts w:ascii="Wingdings" w:hAnsi="Wingdings" w:hint="default"/>
+        <w:sz w:val="20"/>
+      </w:rPr>
+    </w:lvl>
+    <w:lvl w:ilvl="7" w:tentative="1">
+      <w:start w:val="1"/>
+      <w:numFmt w:val="bullet"/>
+      <w:lvlText w:val=""/>
+      <w:lvlJc w:val="left"/>
+      <w:pPr>
+        <w:tabs>
+          <w:tab w:val="num" w:pos="5760"/>
+        </w:tabs>
+        <w:ind w:left="5760" w:hanging="360"/>
+      </w:pPr>
+      <w:rPr>
+        <w:rFonts w:ascii="Wingdings" w:hAnsi="Wingdings" w:hint="default"/>
+        <w:sz w:val="20"/>
+      </w:rPr>
+    </w:lvl>
+    <w:lvl w:ilvl="8" w:tentative="1">
+      <w:start w:val="1"/>
+      <w:numFmt w:val="bullet"/>
+      <w:lvlText w:val=""/>
+      <w:lvlJc w:val="left"/>
+      <w:pPr>
+        <w:tabs>
+          <w:tab w:val="num" w:pos="6480"/>
+        </w:tabs>
+        <w:ind w:left="6480" w:hanging="360"/>
+      </w:pPr>
+      <w:rPr>
+        <w:rFonts w:ascii="Wingdings" w:hAnsi="Wingdings" w:hint="default"/>
+        <w:sz w:val="20"/>
+      </w:rPr>
+    </w:lvl>
+  </w:abstractNum>
+  <w:abstractNum w:abstractNumId="8" w15:restartNumberingAfterBreak="0">
+    <w:nsid w:val="4F720457"/>
+    <w:multiLevelType w:val="multilevel"/>
+    <w:tmpl w:val="4D44B6AC"/>
+    <w:lvl w:ilvl="0">
+      <w:start w:val="1"/>
+      <w:numFmt w:val="bullet"/>
+      <w:lvlText w:val=""/>
+      <w:lvlJc w:val="left"/>
+      <w:pPr>
+        <w:tabs>
+          <w:tab w:val="num" w:pos="720"/>
+        </w:tabs>
+        <w:ind w:left="720" w:hanging="360"/>
+      </w:pPr>
+      <w:rPr>
+        <w:rFonts w:ascii="Symbol" w:hAnsi="Symbol" w:hint="default"/>
+        <w:sz w:val="20"/>
+      </w:rPr>
+    </w:lvl>
+    <w:lvl w:ilvl="1" w:tentative="1">
+      <w:start w:val="1"/>
+      <w:numFmt w:val="bullet"/>
+      <w:lvlText w:val="o"/>
+      <w:lvlJc w:val="left"/>
+      <w:pPr>
+        <w:tabs>
+          <w:tab w:val="num" w:pos="1440"/>
+        </w:tabs>
+        <w:ind w:left="1440" w:hanging="360"/>
+      </w:pPr>
+      <w:rPr>
+        <w:rFonts w:ascii="Courier New" w:hAnsi="Courier New" w:hint="default"/>
+        <w:sz w:val="20"/>
+      </w:rPr>
+    </w:lvl>
+    <w:lvl w:ilvl="2" w:tentative="1">
+      <w:start w:val="1"/>
+      <w:numFmt w:val="bullet"/>
+      <w:lvlText w:val=""/>
+      <w:lvlJc w:val="left"/>
+      <w:pPr>
+        <w:tabs>
+          <w:tab w:val="num" w:pos="2160"/>
+        </w:tabs>
+        <w:ind w:left="2160" w:hanging="360"/>
+      </w:pPr>
+      <w:rPr>
+        <w:rFonts w:ascii="Wingdings" w:hAnsi="Wingdings" w:hint="default"/>
+        <w:sz w:val="20"/>
+      </w:rPr>
+    </w:lvl>
+    <w:lvl w:ilvl="3" w:tentative="1">
+      <w:start w:val="1"/>
+      <w:numFmt w:val="bullet"/>
+      <w:lvlText w:val=""/>
+      <w:lvlJc w:val="left"/>
+      <w:pPr>
+        <w:tabs>
+          <w:tab w:val="num" w:pos="2880"/>
+        </w:tabs>
+        <w:ind w:left="2880" w:hanging="360"/>
+      </w:pPr>
+      <w:rPr>
+        <w:rFonts w:ascii="Wingdings" w:hAnsi="Wingdings" w:hint="default"/>
+        <w:sz w:val="20"/>
+      </w:rPr>
+    </w:lvl>
+    <w:lvl w:ilvl="4" w:tentative="1">
+      <w:start w:val="1"/>
+      <w:numFmt w:val="bullet"/>
+      <w:lvlText w:val=""/>
+      <w:lvlJc w:val="left"/>
+      <w:pPr>
+        <w:tabs>
+          <w:tab w:val="num" w:pos="3600"/>
+        </w:tabs>
+        <w:ind w:left="3600" w:hanging="360"/>
+      </w:pPr>
+      <w:rPr>
+        <w:rFonts w:ascii="Wingdings" w:hAnsi="Wingdings" w:hint="default"/>
+        <w:sz w:val="20"/>
+      </w:rPr>
+    </w:lvl>
+    <w:lvl w:ilvl="5" w:tentative="1">
+      <w:start w:val="1"/>
+      <w:numFmt w:val="bullet"/>
+      <w:lvlText w:val=""/>
+      <w:lvlJc w:val="left"/>
+      <w:pPr>
+        <w:tabs>
+          <w:tab w:val="num" w:pos="4320"/>
+        </w:tabs>
+        <w:ind w:left="4320" w:hanging="360"/>
+      </w:pPr>
+      <w:rPr>
+        <w:rFonts w:ascii="Wingdings" w:hAnsi="Wingdings" w:hint="default"/>
+        <w:sz w:val="20"/>
+      </w:rPr>
+    </w:lvl>
+    <w:lvl w:ilvl="6" w:tentative="1">
+      <w:start w:val="1"/>
+      <w:numFmt w:val="bullet"/>
+      <w:lvlText w:val=""/>
+      <w:lvlJc w:val="left"/>
+      <w:pPr>
+        <w:tabs>
+          <w:tab w:val="num" w:pos="5040"/>
+        </w:tabs>
+        <w:ind w:left="5040" w:hanging="360"/>
+      </w:pPr>
+      <w:rPr>
+        <w:rFonts w:ascii="Wingdings" w:hAnsi="Wingdings" w:hint="default"/>
+        <w:sz w:val="20"/>
+      </w:rPr>
+    </w:lvl>
+    <w:lvl w:ilvl="7" w:tentative="1">
+      <w:start w:val="1"/>
+      <w:numFmt w:val="bullet"/>
+      <w:lvlText w:val=""/>
+      <w:lvlJc w:val="left"/>
+      <w:pPr>
+        <w:tabs>
+          <w:tab w:val="num" w:pos="5760"/>
+        </w:tabs>
+        <w:ind w:left="5760" w:hanging="360"/>
+      </w:pPr>
+      <w:rPr>
+        <w:rFonts w:ascii="Wingdings" w:hAnsi="Wingdings" w:hint="default"/>
+        <w:sz w:val="20"/>
+      </w:rPr>
+    </w:lvl>
+    <w:lvl w:ilvl="8" w:tentative="1">
+      <w:start w:val="1"/>
+      <w:numFmt w:val="bullet"/>
+      <w:lvlText w:val=""/>
+      <w:lvlJc w:val="left"/>
+      <w:pPr>
+        <w:tabs>
+          <w:tab w:val="num" w:pos="6480"/>
+        </w:tabs>
+        <w:ind w:left="6480" w:hanging="360"/>
+      </w:pPr>
+      <w:rPr>
+        <w:rFonts w:ascii="Wingdings" w:hAnsi="Wingdings" w:hint="default"/>
+        <w:sz w:val="20"/>
+      </w:rPr>
+    </w:lvl>
+  </w:abstractNum>
+  <w:abstractNum w:abstractNumId="9" w15:restartNumberingAfterBreak="0">
     <w:nsid w:val="54B61282"/>
     <w:multiLevelType w:val="hybridMultilevel"/>
     <w:tmpl w:val="DA8CAE14"/>
@@ -1498,7 +3623,269 @@
       </w:pPr>
     </w:lvl>
   </w:abstractNum>
-  <w:abstractNum w:abstractNumId="2" w15:restartNumberingAfterBreak="0">
+  <w:abstractNum w:abstractNumId="10" w15:restartNumberingAfterBreak="0">
+    <w:nsid w:val="552E15EF"/>
+    <w:multiLevelType w:val="multilevel"/>
+    <w:tmpl w:val="3A0E921E"/>
+    <w:lvl w:ilvl="0">
+      <w:start w:val="1"/>
+      <w:numFmt w:val="bullet"/>
+      <w:lvlText w:val=""/>
+      <w:lvlJc w:val="left"/>
+      <w:pPr>
+        <w:tabs>
+          <w:tab w:val="num" w:pos="720"/>
+        </w:tabs>
+        <w:ind w:left="720" w:hanging="360"/>
+      </w:pPr>
+      <w:rPr>
+        <w:rFonts w:ascii="Symbol" w:hAnsi="Symbol" w:hint="default"/>
+        <w:sz w:val="20"/>
+      </w:rPr>
+    </w:lvl>
+    <w:lvl w:ilvl="1" w:tentative="1">
+      <w:start w:val="1"/>
+      <w:numFmt w:val="bullet"/>
+      <w:lvlText w:val="o"/>
+      <w:lvlJc w:val="left"/>
+      <w:pPr>
+        <w:tabs>
+          <w:tab w:val="num" w:pos="1440"/>
+        </w:tabs>
+        <w:ind w:left="1440" w:hanging="360"/>
+      </w:pPr>
+      <w:rPr>
+        <w:rFonts w:ascii="Courier New" w:hAnsi="Courier New" w:hint="default"/>
+        <w:sz w:val="20"/>
+      </w:rPr>
+    </w:lvl>
+    <w:lvl w:ilvl="2" w:tentative="1">
+      <w:start w:val="1"/>
+      <w:numFmt w:val="bullet"/>
+      <w:lvlText w:val=""/>
+      <w:lvlJc w:val="left"/>
+      <w:pPr>
+        <w:tabs>
+          <w:tab w:val="num" w:pos="2160"/>
+        </w:tabs>
+        <w:ind w:left="2160" w:hanging="360"/>
+      </w:pPr>
+      <w:rPr>
+        <w:rFonts w:ascii="Wingdings" w:hAnsi="Wingdings" w:hint="default"/>
+        <w:sz w:val="20"/>
+      </w:rPr>
+    </w:lvl>
+    <w:lvl w:ilvl="3" w:tentative="1">
+      <w:start w:val="1"/>
+      <w:numFmt w:val="bullet"/>
+      <w:lvlText w:val=""/>
+      <w:lvlJc w:val="left"/>
+      <w:pPr>
+        <w:tabs>
+          <w:tab w:val="num" w:pos="2880"/>
+        </w:tabs>
+        <w:ind w:left="2880" w:hanging="360"/>
+      </w:pPr>
+      <w:rPr>
+        <w:rFonts w:ascii="Wingdings" w:hAnsi="Wingdings" w:hint="default"/>
+        <w:sz w:val="20"/>
+      </w:rPr>
+    </w:lvl>
+    <w:lvl w:ilvl="4" w:tentative="1">
+      <w:start w:val="1"/>
+      <w:numFmt w:val="bullet"/>
+      <w:lvlText w:val=""/>
+      <w:lvlJc w:val="left"/>
+      <w:pPr>
+        <w:tabs>
+          <w:tab w:val="num" w:pos="3600"/>
+        </w:tabs>
+        <w:ind w:left="3600" w:hanging="360"/>
+      </w:pPr>
+      <w:rPr>
+        <w:rFonts w:ascii="Wingdings" w:hAnsi="Wingdings" w:hint="default"/>
+        <w:sz w:val="20"/>
+      </w:rPr>
+    </w:lvl>
+    <w:lvl w:ilvl="5" w:tentative="1">
+      <w:start w:val="1"/>
+      <w:numFmt w:val="bullet"/>
+      <w:lvlText w:val=""/>
+      <w:lvlJc w:val="left"/>
+      <w:pPr>
+        <w:tabs>
+          <w:tab w:val="num" w:pos="4320"/>
+        </w:tabs>
+        <w:ind w:left="4320" w:hanging="360"/>
+      </w:pPr>
+      <w:rPr>
+        <w:rFonts w:ascii="Wingdings" w:hAnsi="Wingdings" w:hint="default"/>
+        <w:sz w:val="20"/>
+      </w:rPr>
+    </w:lvl>
+    <w:lvl w:ilvl="6" w:tentative="1">
+      <w:start w:val="1"/>
+      <w:numFmt w:val="bullet"/>
+      <w:lvlText w:val=""/>
+      <w:lvlJc w:val="left"/>
+      <w:pPr>
+        <w:tabs>
+          <w:tab w:val="num" w:pos="5040"/>
+        </w:tabs>
+        <w:ind w:left="5040" w:hanging="360"/>
+      </w:pPr>
+      <w:rPr>
+        <w:rFonts w:ascii="Wingdings" w:hAnsi="Wingdings" w:hint="default"/>
+        <w:sz w:val="20"/>
+      </w:rPr>
+    </w:lvl>
+    <w:lvl w:ilvl="7" w:tentative="1">
+      <w:start w:val="1"/>
+      <w:numFmt w:val="bullet"/>
+      <w:lvlText w:val=""/>
+      <w:lvlJc w:val="left"/>
+      <w:pPr>
+        <w:tabs>
+          <w:tab w:val="num" w:pos="5760"/>
+        </w:tabs>
+        <w:ind w:left="5760" w:hanging="360"/>
+      </w:pPr>
+      <w:rPr>
+        <w:rFonts w:ascii="Wingdings" w:hAnsi="Wingdings" w:hint="default"/>
+        <w:sz w:val="20"/>
+      </w:rPr>
+    </w:lvl>
+    <w:lvl w:ilvl="8" w:tentative="1">
+      <w:start w:val="1"/>
+      <w:numFmt w:val="bullet"/>
+      <w:lvlText w:val=""/>
+      <w:lvlJc w:val="left"/>
+      <w:pPr>
+        <w:tabs>
+          <w:tab w:val="num" w:pos="6480"/>
+        </w:tabs>
+        <w:ind w:left="6480" w:hanging="360"/>
+      </w:pPr>
+      <w:rPr>
+        <w:rFonts w:ascii="Wingdings" w:hAnsi="Wingdings" w:hint="default"/>
+        <w:sz w:val="20"/>
+      </w:rPr>
+    </w:lvl>
+  </w:abstractNum>
+  <w:abstractNum w:abstractNumId="11" w15:restartNumberingAfterBreak="0">
+    <w:nsid w:val="690F2B46"/>
+    <w:multiLevelType w:val="multilevel"/>
+    <w:tmpl w:val="B686DBCE"/>
+    <w:lvl w:ilvl="0">
+      <w:start w:val="1"/>
+      <w:numFmt w:val="decimal"/>
+      <w:lvlText w:val="%1."/>
+      <w:lvlJc w:val="left"/>
+      <w:pPr>
+        <w:tabs>
+          <w:tab w:val="num" w:pos="720"/>
+        </w:tabs>
+        <w:ind w:left="720" w:hanging="360"/>
+      </w:pPr>
+    </w:lvl>
+    <w:lvl w:ilvl="1" w:tentative="1">
+      <w:start w:val="1"/>
+      <w:numFmt w:val="decimal"/>
+      <w:lvlText w:val="%2."/>
+      <w:lvlJc w:val="left"/>
+      <w:pPr>
+        <w:tabs>
+          <w:tab w:val="num" w:pos="1440"/>
+        </w:tabs>
+        <w:ind w:left="1440" w:hanging="360"/>
+      </w:pPr>
+    </w:lvl>
+    <w:lvl w:ilvl="2" w:tentative="1">
+      <w:start w:val="1"/>
+      <w:numFmt w:val="decimal"/>
+      <w:lvlText w:val="%3."/>
+      <w:lvlJc w:val="left"/>
+      <w:pPr>
+        <w:tabs>
+          <w:tab w:val="num" w:pos="2160"/>
+        </w:tabs>
+        <w:ind w:left="2160" w:hanging="360"/>
+      </w:pPr>
+    </w:lvl>
+    <w:lvl w:ilvl="3" w:tentative="1">
+      <w:start w:val="1"/>
+      <w:numFmt w:val="decimal"/>
+      <w:lvlText w:val="%4."/>
+      <w:lvlJc w:val="left"/>
+      <w:pPr>
+        <w:tabs>
+          <w:tab w:val="num" w:pos="2880"/>
+        </w:tabs>
+        <w:ind w:left="2880" w:hanging="360"/>
+      </w:pPr>
+    </w:lvl>
+    <w:lvl w:ilvl="4" w:tentative="1">
+      <w:start w:val="1"/>
+      <w:numFmt w:val="decimal"/>
+      <w:lvlText w:val="%5."/>
+      <w:lvlJc w:val="left"/>
+      <w:pPr>
+        <w:tabs>
+          <w:tab w:val="num" w:pos="3600"/>
+        </w:tabs>
+        <w:ind w:left="3600" w:hanging="360"/>
+      </w:pPr>
+    </w:lvl>
+    <w:lvl w:ilvl="5" w:tentative="1">
+      <w:start w:val="1"/>
+      <w:numFmt w:val="decimal"/>
+      <w:lvlText w:val="%6."/>
+      <w:lvlJc w:val="left"/>
+      <w:pPr>
+        <w:tabs>
+          <w:tab w:val="num" w:pos="4320"/>
+        </w:tabs>
+        <w:ind w:left="4320" w:hanging="360"/>
+      </w:pPr>
+    </w:lvl>
+    <w:lvl w:ilvl="6" w:tentative="1">
+      <w:start w:val="1"/>
+      <w:numFmt w:val="decimal"/>
+      <w:lvlText w:val="%7."/>
+      <w:lvlJc w:val="left"/>
+      <w:pPr>
+        <w:tabs>
+          <w:tab w:val="num" w:pos="5040"/>
+        </w:tabs>
+        <w:ind w:left="5040" w:hanging="360"/>
+      </w:pPr>
+    </w:lvl>
+    <w:lvl w:ilvl="7" w:tentative="1">
+      <w:start w:val="1"/>
+      <w:numFmt w:val="decimal"/>
+      <w:lvlText w:val="%8."/>
+      <w:lvlJc w:val="left"/>
+      <w:pPr>
+        <w:tabs>
+          <w:tab w:val="num" w:pos="5760"/>
+        </w:tabs>
+        <w:ind w:left="5760" w:hanging="360"/>
+      </w:pPr>
+    </w:lvl>
+    <w:lvl w:ilvl="8" w:tentative="1">
+      <w:start w:val="1"/>
+      <w:numFmt w:val="decimal"/>
+      <w:lvlText w:val="%9."/>
+      <w:lvlJc w:val="left"/>
+      <w:pPr>
+        <w:tabs>
+          <w:tab w:val="num" w:pos="6480"/>
+        </w:tabs>
+        <w:ind w:left="6480" w:hanging="360"/>
+      </w:pPr>
+    </w:lvl>
+  </w:abstractNum>
+  <w:abstractNum w:abstractNumId="12" w15:restartNumberingAfterBreak="0">
     <w:nsid w:val="6B3B0240"/>
     <w:multiLevelType w:val="multilevel"/>
     <w:tmpl w:val="0F7A4236"/>
@@ -1648,13 +4035,43 @@
     </w:lvl>
   </w:abstractNum>
   <w:num w:numId="1">
+    <w:abstractNumId w:val="2"/>
+  </w:num>
+  <w:num w:numId="2">
+    <w:abstractNumId w:val="12"/>
+  </w:num>
+  <w:num w:numId="3">
+    <w:abstractNumId w:val="9"/>
+  </w:num>
+  <w:num w:numId="4">
+    <w:abstractNumId w:val="3"/>
+  </w:num>
+  <w:num w:numId="5">
+    <w:abstractNumId w:val="10"/>
+  </w:num>
+  <w:num w:numId="6">
+    <w:abstractNumId w:val="11"/>
+  </w:num>
+  <w:num w:numId="7">
     <w:abstractNumId w:val="0"/>
   </w:num>
-  <w:num w:numId="2">
-    <w:abstractNumId w:val="2"/>
+  <w:num w:numId="8">
+    <w:abstractNumId w:val="6"/>
   </w:num>
-  <w:num w:numId="3">
+  <w:num w:numId="9">
+    <w:abstractNumId w:val="7"/>
+  </w:num>
+  <w:num w:numId="10">
     <w:abstractNumId w:val="1"/>
+  </w:num>
+  <w:num w:numId="11">
+    <w:abstractNumId w:val="5"/>
+  </w:num>
+  <w:num w:numId="12">
+    <w:abstractNumId w:val="4"/>
+  </w:num>
+  <w:num w:numId="13">
+    <w:abstractNumId w:val="8"/>
   </w:num>
 </w:numbering>
 </file>
@@ -2081,6 +4498,27 @@
       <w:lang w:eastAsia="ru-RU"/>
     </w:rPr>
   </w:style>
+  <w:style w:type="paragraph" w:styleId="3">
+    <w:name w:val="heading 3"/>
+    <w:basedOn w:val="a"/>
+    <w:next w:val="a"/>
+    <w:link w:val="30"/>
+    <w:uiPriority w:val="9"/>
+    <w:semiHidden/>
+    <w:unhideWhenUsed/>
+    <w:qFormat/>
+    <w:rsid w:val="00036309"/>
+    <w:pPr>
+      <w:keepNext/>
+      <w:keepLines/>
+      <w:spacing w:before="40" w:after="0"/>
+      <w:outlineLvl w:val="2"/>
+    </w:pPr>
+    <w:rPr>
+      <w:rFonts w:asciiTheme="majorHAnsi" w:eastAsiaTheme="majorEastAsia" w:hAnsiTheme="majorHAnsi" w:cstheme="majorBidi"/>
+      <w:color w:val="1F4D78" w:themeColor="accent1" w:themeShade="7F"/>
+    </w:rPr>
+  </w:style>
   <w:style w:type="character" w:default="1" w:styleId="a0">
     <w:name w:val="Default Paragraph Font"/>
     <w:uiPriority w:val="1"/>
@@ -2156,6 +4594,25 @@
       <w:ind w:left="720"/>
       <w:contextualSpacing/>
     </w:pPr>
+  </w:style>
+  <w:style w:type="character" w:customStyle="1" w:styleId="30">
+    <w:name w:val="Заголовок 3 Знак"/>
+    <w:basedOn w:val="a0"/>
+    <w:link w:val="3"/>
+    <w:uiPriority w:val="9"/>
+    <w:semiHidden/>
+    <w:rsid w:val="00036309"/>
+    <w:rPr>
+      <w:rFonts w:asciiTheme="majorHAnsi" w:eastAsiaTheme="majorEastAsia" w:hAnsiTheme="majorHAnsi" w:cstheme="majorBidi"/>
+      <w:color w:val="1F4D78" w:themeColor="accent1" w:themeShade="7F"/>
+      <w:sz w:val="24"/>
+      <w:szCs w:val="24"/>
+    </w:rPr>
+  </w:style>
+  <w:style w:type="character" w:customStyle="1" w:styleId="qwen-markdown-text">
+    <w:name w:val="qwen-markdown-text"/>
+    <w:basedOn w:val="a0"/>
+    <w:rsid w:val="00036309"/>
   </w:style>
 </w:styles>
 </file>
